--- a/courts/fourth-circuit/west-virginia/federal/northern-district/motion-brief/usage/OUTPUT-motion-brief.docx
+++ b/courts/fourth-circuit/west-virginia/federal/northern-district/motion-brief/usage/OUTPUT-motion-brief.docx
@@ -4,21 +4,30 @@
   <w:body>
     <w:p>
       <w:pPr>
-        <w:pStyle w:val="CourtTitle"/>
-        <w:spacing w:before="0" w:after="480" w:line="480" w:lineRule="exact"/>
+        <w:spacing w:before="0" w:after="0" w:line="480" w:lineRule="exact"/>
+        <w:ind w:left="0" w:firstLine="0"/>
+        <w:jc w:val="center"/>
       </w:pPr>
       <w:r>
         <w:t xml:space="preserve">UNITED STATES DISTRICT COURT</w:t>
       </w:r>
-      <w:r>
-        <w:br/>
-      </w:r>
+    </w:p>
+    <w:p>
+      <w:pPr>
+        <w:spacing w:before="0" w:after="0" w:line="480" w:lineRule="exact"/>
+        <w:ind w:left="0" w:firstLine="0"/>
+        <w:jc w:val="center"/>
+      </w:pPr>
       <w:r>
         <w:t xml:space="preserve">NORTHERN DISTRICT OF WEST VIRGINIA</w:t>
       </w:r>
-      <w:r>
-        <w:br/>
-      </w:r>
+    </w:p>
+    <w:p>
+      <w:pPr>
+        <w:spacing w:before="0" w:after="240" w:line="480" w:lineRule="exact"/>
+        <w:ind w:left="0" w:firstLine="0"/>
+        <w:jc w:val="center"/>
+      </w:pPr>
       <w:r>
         <w:t xml:space="preserve">CLARKSBURG DIVISION</w:t>
       </w:r>
@@ -26,20 +35,14 @@
     <w:tbl>
       <w:tblPr>
         <w:tblW w:w="9360" w:type="dxa"/>
-        <w:tblBorders>
-          <w:top w:val="nil"/>
-          <w:left w:val="nil"/>
-          <w:bottom w:val="nil"/>
-          <w:right w:val="nil"/>
-          <w:insideH w:val="nil"/>
-          <w:insideV w:val="nil"/>
-        </w:tblBorders>
         <w:tblLayout w:type="fixed"/>
         <w:tblCellMar>
+          <w:top w:w="0" w:type="dxa"/>
           <w:left w:w="0" w:type="dxa"/>
+          <w:bottom w:w="0" w:type="dxa"/>
           <w:right w:w="0" w:type="dxa"/>
         </w:tblCellMar>
-        <w:tblLook w:val="0000"/>
+        <w:tblLook w:val="0000" w:firstRow="0" w:lastRow="0" w:firstColumn="0" w:lastColumn="0" w:noHBand="0" w:noVBand="0"/>
       </w:tblPr>
       <w:tblGrid>
         <w:gridCol w:w="4896"/>
@@ -48,6 +51,7 @@
       </w:tblGrid>
       <w:tr>
         <w:trPr>
+          <w:cantSplit/>
           <w:trHeight w:val="276" w:hRule="exact"/>
         </w:trPr>
         <w:tc>
@@ -56,10 +60,36 @@
           </w:tcPr>
           <w:p>
             <w:pPr>
-              <w:pStyle w:val="CaptionLine"/>
-            </w:pPr>
-            <w:r>
-              <w:t xml:space="preserve">WEST VIRGINIA RIVERS COALITION and</w:t>
+              <w:spacing w:before="0" w:after="0" w:line="276" w:lineRule="exact"/>
+              <w:ind w:left="0" w:firstLine="0"/>
+              <w:jc w:val="left"/>
+            </w:pPr>
+            <w:r>
+              <w:t xml:space="preserve">WEST</w:t>
+            </w:r>
+            <w:r>
+              <w:t xml:space="preserve"> </w:t>
+            </w:r>
+            <w:r>
+              <w:t xml:space="preserve">VIRGINIA</w:t>
+            </w:r>
+            <w:r>
+              <w:t xml:space="preserve"> </w:t>
+            </w:r>
+            <w:r>
+              <w:t xml:space="preserve">RIVERS</w:t>
+            </w:r>
+            <w:r>
+              <w:t xml:space="preserve"> </w:t>
+            </w:r>
+            <w:r>
+              <w:t xml:space="preserve">COALITION</w:t>
+            </w:r>
+            <w:r>
+              <w:t xml:space="preserve"> </w:t>
+            </w:r>
+            <w:r>
+              <w:t xml:space="preserve">and</w:t>
             </w:r>
           </w:p>
         </w:tc>
@@ -69,7 +99,9 @@
           </w:tcPr>
           <w:p>
             <w:pPr>
-              <w:pStyle w:val="CaptionLine"/>
+              <w:spacing w:before="0" w:after="0" w:line="276" w:lineRule="exact"/>
+              <w:ind w:left="0" w:firstLine="0"/>
+              <w:jc w:val="left"/>
             </w:pPr>
             <w:r>
               <w:t xml:space="preserve">)</w:t>
@@ -82,13 +114,16 @@
           </w:tcPr>
           <w:p>
             <w:pPr>
-              <w:pStyle w:val="CaptionLine"/>
+              <w:spacing w:before="0" w:after="0" w:line="276" w:lineRule="exact"/>
+              <w:ind w:left="0" w:firstLine="0"/>
+              <w:jc w:val="left"/>
             </w:pPr>
           </w:p>
         </w:tc>
       </w:tr>
       <w:tr>
         <w:trPr>
+          <w:cantSplit/>
           <w:trHeight w:val="276" w:hRule="exact"/>
         </w:trPr>
         <w:tc>
@@ -97,10 +132,24 @@
           </w:tcPr>
           <w:p>
             <w:pPr>
-              <w:pStyle w:val="CaptionLine"/>
-            </w:pPr>
-            <w:r>
-              <w:t xml:space="preserve">WEST VIRGINIA HIGHLANDS</w:t>
+              <w:spacing w:before="0" w:after="0" w:line="276" w:lineRule="exact"/>
+              <w:ind w:left="0" w:firstLine="0"/>
+              <w:jc w:val="left"/>
+            </w:pPr>
+            <w:r>
+              <w:t xml:space="preserve">WEST</w:t>
+            </w:r>
+            <w:r>
+              <w:t xml:space="preserve"> </w:t>
+            </w:r>
+            <w:r>
+              <w:t xml:space="preserve">VIRGINIA</w:t>
+            </w:r>
+            <w:r>
+              <w:t xml:space="preserve"> </w:t>
+            </w:r>
+            <w:r>
+              <w:t xml:space="preserve">HIGHLANDS</w:t>
             </w:r>
           </w:p>
         </w:tc>
@@ -110,7 +159,9 @@
           </w:tcPr>
           <w:p>
             <w:pPr>
-              <w:pStyle w:val="CaptionLine"/>
+              <w:spacing w:before="0" w:after="0" w:line="276" w:lineRule="exact"/>
+              <w:ind w:left="0" w:firstLine="0"/>
+              <w:jc w:val="left"/>
             </w:pPr>
             <w:r>
               <w:t xml:space="preserve">)</w:t>
@@ -123,13 +174,16 @@
           </w:tcPr>
           <w:p>
             <w:pPr>
-              <w:pStyle w:val="CaptionLine"/>
+              <w:spacing w:before="0" w:after="0" w:line="276" w:lineRule="exact"/>
+              <w:ind w:left="0" w:firstLine="0"/>
+              <w:jc w:val="left"/>
             </w:pPr>
           </w:p>
         </w:tc>
       </w:tr>
       <w:tr>
         <w:trPr>
+          <w:cantSplit/>
           <w:trHeight w:val="276" w:hRule="exact"/>
         </w:trPr>
         <w:tc>
@@ -138,7 +192,9 @@
           </w:tcPr>
           <w:p>
             <w:pPr>
-              <w:pStyle w:val="CaptionLine"/>
+              <w:spacing w:before="0" w:after="0" w:line="276" w:lineRule="exact"/>
+              <w:ind w:left="0" w:firstLine="0"/>
+              <w:jc w:val="left"/>
             </w:pPr>
             <w:r>
               <w:t xml:space="preserve">CONSERVANCY,</w:t>
@@ -151,7 +207,9 @@
           </w:tcPr>
           <w:p>
             <w:pPr>
-              <w:pStyle w:val="CaptionLine"/>
+              <w:spacing w:before="0" w:after="0" w:line="276" w:lineRule="exact"/>
+              <w:ind w:left="0" w:firstLine="0"/>
+              <w:jc w:val="left"/>
             </w:pPr>
             <w:r>
               <w:t xml:space="preserve">)</w:t>
@@ -164,13 +222,16 @@
           </w:tcPr>
           <w:p>
             <w:pPr>
-              <w:pStyle w:val="CaptionLine"/>
+              <w:spacing w:before="0" w:after="0" w:line="276" w:lineRule="exact"/>
+              <w:ind w:left="0" w:firstLine="0"/>
+              <w:jc w:val="left"/>
             </w:pPr>
           </w:p>
         </w:tc>
       </w:tr>
       <w:tr>
         <w:trPr>
+          <w:cantSplit/>
           <w:trHeight w:val="276" w:hRule="exact"/>
         </w:trPr>
         <w:tc>
@@ -179,11 +240,10 @@
           </w:tcPr>
           <w:p>
             <w:pPr>
-              <w:pStyle w:val="CaptionLine"/>
-            </w:pPr>
-            <w:r>
-              <w:t xml:space="preserve"/>
-            </w:r>
+              <w:spacing w:before="0" w:after="0" w:line="276" w:lineRule="exact"/>
+              <w:ind w:left="0" w:firstLine="0"/>
+              <w:jc w:val="left"/>
+            </w:pPr>
           </w:p>
         </w:tc>
         <w:tc>
@@ -192,7 +252,9 @@
           </w:tcPr>
           <w:p>
             <w:pPr>
-              <w:pStyle w:val="CaptionLine"/>
+              <w:spacing w:before="0" w:after="0" w:line="276" w:lineRule="exact"/>
+              <w:ind w:left="0" w:firstLine="0"/>
+              <w:jc w:val="left"/>
             </w:pPr>
             <w:r>
               <w:t xml:space="preserve">)</w:t>
@@ -205,13 +267,16 @@
           </w:tcPr>
           <w:p>
             <w:pPr>
-              <w:pStyle w:val="CaptionLine"/>
+              <w:spacing w:before="0" w:after="0" w:line="276" w:lineRule="exact"/>
+              <w:ind w:left="0" w:firstLine="0"/>
+              <w:jc w:val="left"/>
             </w:pPr>
           </w:p>
         </w:tc>
       </w:tr>
       <w:tr>
         <w:trPr>
+          <w:cantSplit/>
           <w:trHeight w:val="276" w:hRule="exact"/>
         </w:trPr>
         <w:tc>
@@ -220,8 +285,9 @@
           </w:tcPr>
           <w:p>
             <w:pPr>
-              <w:pStyle w:val="CaptionLine"/>
+              <w:spacing w:before="0" w:after="0" w:line="276" w:lineRule="exact"/>
               <w:ind w:left="2160" w:firstLine="0"/>
+              <w:jc w:val="left"/>
             </w:pPr>
             <w:r>
               <w:t xml:space="preserve">Plaintiffs,</w:t>
@@ -234,7 +300,9 @@
           </w:tcPr>
           <w:p>
             <w:pPr>
-              <w:pStyle w:val="CaptionLine"/>
+              <w:spacing w:before="0" w:after="0" w:line="276" w:lineRule="exact"/>
+              <w:ind w:left="0" w:firstLine="0"/>
+              <w:jc w:val="left"/>
             </w:pPr>
             <w:r>
               <w:t xml:space="preserve">)</w:t>
@@ -247,13 +315,16 @@
           </w:tcPr>
           <w:p>
             <w:pPr>
-              <w:pStyle w:val="CaptionLine"/>
+              <w:spacing w:before="0" w:after="0" w:line="276" w:lineRule="exact"/>
+              <w:ind w:left="0" w:firstLine="0"/>
+              <w:jc w:val="left"/>
             </w:pPr>
           </w:p>
         </w:tc>
       </w:tr>
       <w:tr>
         <w:trPr>
+          <w:cantSplit/>
           <w:trHeight w:val="276" w:hRule="exact"/>
         </w:trPr>
         <w:tc>
@@ -262,11 +333,10 @@
           </w:tcPr>
           <w:p>
             <w:pPr>
-              <w:pStyle w:val="CaptionLine"/>
-            </w:pPr>
-            <w:r>
-              <w:t xml:space="preserve"/>
-            </w:r>
+              <w:spacing w:before="0" w:after="0" w:line="276" w:lineRule="exact"/>
+              <w:ind w:left="0" w:firstLine="0"/>
+              <w:jc w:val="left"/>
+            </w:pPr>
           </w:p>
         </w:tc>
         <w:tc>
@@ -275,7 +345,9 @@
           </w:tcPr>
           <w:p>
             <w:pPr>
-              <w:pStyle w:val="CaptionLine"/>
+              <w:spacing w:before="0" w:after="0" w:line="276" w:lineRule="exact"/>
+              <w:ind w:left="0" w:firstLine="0"/>
+              <w:jc w:val="left"/>
             </w:pPr>
             <w:r>
               <w:t xml:space="preserve">)</w:t>
@@ -288,16 +360,21 @@
           </w:tcPr>
           <w:p>
             <w:pPr>
-              <w:pStyle w:val="CaptionLine"/>
-            </w:pPr>
-            <w:r>
-              <w:t xml:space="preserve">No. 1:26-cv-00046-TSK</w:t>
+              <w:spacing w:before="0" w:after="0" w:line="276" w:lineRule="exact"/>
+              <w:ind w:left="0" w:firstLine="0"/>
+              <w:jc w:val="left"/>
+            </w:pPr>
+            <w:r>
+              <w:t xml:space="preserve">No. 1:26-cv</w:t>
+              <w:noBreakHyphen/>
+              <w:t xml:space="preserve">00046-TSK</w:t>
             </w:r>
           </w:p>
         </w:tc>
       </w:tr>
       <w:tr>
         <w:trPr>
+          <w:cantSplit/>
           <w:trHeight w:val="276" w:hRule="exact"/>
         </w:trPr>
         <w:tc>
@@ -306,7 +383,9 @@
           </w:tcPr>
           <w:p>
             <w:pPr>
-              <w:pStyle w:val="CaptionLine"/>
+              <w:spacing w:before="0" w:after="0" w:line="276" w:lineRule="exact"/>
+              <w:ind w:left="0" w:firstLine="0"/>
+              <w:jc w:val="left"/>
             </w:pPr>
             <w:r>
               <w:t xml:space="preserve">v.</w:t>
@@ -319,7 +398,9 @@
           </w:tcPr>
           <w:p>
             <w:pPr>
-              <w:pStyle w:val="CaptionLine"/>
+              <w:spacing w:before="0" w:after="0" w:line="276" w:lineRule="exact"/>
+              <w:ind w:left="0" w:firstLine="0"/>
+              <w:jc w:val="left"/>
             </w:pPr>
             <w:r>
               <w:t xml:space="preserve">)</w:t>
@@ -332,13 +413,16 @@
           </w:tcPr>
           <w:p>
             <w:pPr>
-              <w:pStyle w:val="CaptionLine"/>
+              <w:spacing w:before="0" w:after="0" w:line="276" w:lineRule="exact"/>
+              <w:ind w:left="0" w:firstLine="0"/>
+              <w:jc w:val="left"/>
             </w:pPr>
           </w:p>
         </w:tc>
       </w:tr>
       <w:tr>
         <w:trPr>
+          <w:cantSplit/>
           <w:trHeight w:val="276" w:hRule="exact"/>
         </w:trPr>
         <w:tc>
@@ -347,11 +431,10 @@
           </w:tcPr>
           <w:p>
             <w:pPr>
-              <w:pStyle w:val="CaptionLine"/>
-            </w:pPr>
-            <w:r>
-              <w:t xml:space="preserve"/>
-            </w:r>
+              <w:spacing w:before="0" w:after="0" w:line="276" w:lineRule="exact"/>
+              <w:ind w:left="0" w:firstLine="0"/>
+              <w:jc w:val="left"/>
+            </w:pPr>
           </w:p>
         </w:tc>
         <w:tc>
@@ -360,7 +443,9 @@
           </w:tcPr>
           <w:p>
             <w:pPr>
-              <w:pStyle w:val="CaptionLine"/>
+              <w:spacing w:before="0" w:after="0" w:line="276" w:lineRule="exact"/>
+              <w:ind w:left="0" w:firstLine="0"/>
+              <w:jc w:val="left"/>
             </w:pPr>
             <w:r>
               <w:t xml:space="preserve">)</w:t>
@@ -373,13 +458,16 @@
           </w:tcPr>
           <w:p>
             <w:pPr>
-              <w:pStyle w:val="CaptionLine"/>
+              <w:spacing w:before="0" w:after="0" w:line="276" w:lineRule="exact"/>
+              <w:ind w:left="0" w:firstLine="0"/>
+              <w:jc w:val="left"/>
             </w:pPr>
           </w:p>
         </w:tc>
       </w:tr>
       <w:tr>
         <w:trPr>
+          <w:cantSplit/>
           <w:trHeight w:val="276" w:hRule="exact"/>
         </w:trPr>
         <w:tc>
@@ -388,10 +476,30 @@
           </w:tcPr>
           <w:p>
             <w:pPr>
-              <w:pStyle w:val="CaptionLine"/>
-            </w:pPr>
-            <w:r>
-              <w:t xml:space="preserve">AMSTED GRAPHITE MATERIALS LLC,</w:t>
+              <w:spacing w:before="0" w:after="0" w:line="276" w:lineRule="exact"/>
+              <w:ind w:left="0" w:firstLine="0"/>
+              <w:jc w:val="left"/>
+            </w:pPr>
+            <w:r>
+              <w:t xml:space="preserve">AMSTED</w:t>
+            </w:r>
+            <w:r>
+              <w:t xml:space="preserve"> </w:t>
+            </w:r>
+            <w:r>
+              <w:t xml:space="preserve">GRAPHITE</w:t>
+            </w:r>
+            <w:r>
+              <w:t xml:space="preserve"> </w:t>
+            </w:r>
+            <w:r>
+              <w:t xml:space="preserve">MATERIALS</w:t>
+            </w:r>
+            <w:r>
+              <w:t xml:space="preserve"> </w:t>
+            </w:r>
+            <w:r>
+              <w:t xml:space="preserve">LLC,</w:t>
             </w:r>
           </w:p>
         </w:tc>
@@ -401,7 +509,9 @@
           </w:tcPr>
           <w:p>
             <w:pPr>
-              <w:pStyle w:val="CaptionLine"/>
+              <w:spacing w:before="0" w:after="0" w:line="276" w:lineRule="exact"/>
+              <w:ind w:left="0" w:firstLine="0"/>
+              <w:jc w:val="left"/>
             </w:pPr>
             <w:r>
               <w:t xml:space="preserve">)</w:t>
@@ -414,13 +524,16 @@
           </w:tcPr>
           <w:p>
             <w:pPr>
-              <w:pStyle w:val="CaptionLine"/>
+              <w:spacing w:before="0" w:after="0" w:line="276" w:lineRule="exact"/>
+              <w:ind w:left="0" w:firstLine="0"/>
+              <w:jc w:val="left"/>
             </w:pPr>
           </w:p>
         </w:tc>
       </w:tr>
       <w:tr>
         <w:trPr>
+          <w:cantSplit/>
           <w:trHeight w:val="276" w:hRule="exact"/>
         </w:trPr>
         <w:tc>
@@ -429,11 +542,10 @@
           </w:tcPr>
           <w:p>
             <w:pPr>
-              <w:pStyle w:val="CaptionLine"/>
-            </w:pPr>
-            <w:r>
-              <w:t xml:space="preserve"/>
-            </w:r>
+              <w:spacing w:before="0" w:after="0" w:line="276" w:lineRule="exact"/>
+              <w:ind w:left="0" w:firstLine="0"/>
+              <w:jc w:val="left"/>
+            </w:pPr>
           </w:p>
         </w:tc>
         <w:tc>
@@ -442,7 +554,9 @@
           </w:tcPr>
           <w:p>
             <w:pPr>
-              <w:pStyle w:val="CaptionLine"/>
+              <w:spacing w:before="0" w:after="0" w:line="276" w:lineRule="exact"/>
+              <w:ind w:left="0" w:firstLine="0"/>
+              <w:jc w:val="left"/>
             </w:pPr>
             <w:r>
               <w:t xml:space="preserve">)</w:t>
@@ -455,13 +569,16 @@
           </w:tcPr>
           <w:p>
             <w:pPr>
-              <w:pStyle w:val="CaptionLine"/>
+              <w:spacing w:before="0" w:after="0" w:line="276" w:lineRule="exact"/>
+              <w:ind w:left="0" w:firstLine="0"/>
+              <w:jc w:val="left"/>
             </w:pPr>
           </w:p>
         </w:tc>
       </w:tr>
       <w:tr>
         <w:trPr>
+          <w:cantSplit/>
           <w:trHeight w:val="276" w:hRule="exact"/>
         </w:trPr>
         <w:tc>
@@ -470,8 +587,9 @@
           </w:tcPr>
           <w:p>
             <w:pPr>
-              <w:pStyle w:val="CaptionLine"/>
+              <w:spacing w:before="0" w:after="0" w:line="276" w:lineRule="exact"/>
               <w:ind w:left="2160" w:firstLine="0"/>
+              <w:jc w:val="left"/>
             </w:pPr>
             <w:r>
               <w:t xml:space="preserve">Defendant.</w:t>
@@ -484,7 +602,9 @@
           </w:tcPr>
           <w:p>
             <w:pPr>
-              <w:pStyle w:val="CaptionLine"/>
+              <w:spacing w:before="0" w:after="0" w:line="276" w:lineRule="exact"/>
+              <w:ind w:left="0" w:firstLine="0"/>
+              <w:jc w:val="left"/>
             </w:pPr>
             <w:r>
               <w:t xml:space="preserve">)</w:t>
@@ -497,7 +617,9 @@
           </w:tcPr>
           <w:p>
             <w:pPr>
-              <w:pStyle w:val="CaptionLine"/>
+              <w:spacing w:before="0" w:after="0" w:line="276" w:lineRule="exact"/>
+              <w:ind w:left="0" w:firstLine="0"/>
+              <w:jc w:val="left"/>
             </w:pPr>
           </w:p>
         </w:tc>
@@ -505,15 +627,163 @@
     </w:tbl>
     <w:p>
       <w:pPr>
-        <w:pStyle w:val="DocTitle"/>
-      </w:pPr>
-      <w:r>
-        <w:t xml:space="preserve">MEMORANDUM OF LAW IN SUPPORT OF DEFENDANT’S MOTION TO DISMISS COMPLAINT</w:t>
+        <w:keepNext/>
+        <w:keepLines/>
+        <w:spacing w:before="240" w:after="0" w:line="480" w:lineRule="exact"/>
+        <w:ind w:left="0" w:firstLine="0"/>
+        <w:jc w:val="center"/>
+      </w:pPr>
+      <w:r>
+        <w:rPr>
+          <w:b/>
+          <w:bCs/>
+        </w:rPr>
+        <w:t xml:space="preserve">MEMORANDUM</w:t>
+      </w:r>
+      <w:r>
+        <w:rPr>
+          <w:b/>
+          <w:bCs/>
+        </w:rPr>
+        <w:t xml:space="preserve"> </w:t>
+      </w:r>
+      <w:r>
+        <w:rPr>
+          <w:b/>
+          <w:bCs/>
+        </w:rPr>
+        <w:t xml:space="preserve">OF</w:t>
+      </w:r>
+      <w:r>
+        <w:rPr>
+          <w:b/>
+          <w:bCs/>
+        </w:rPr>
+        <w:t xml:space="preserve"> </w:t>
+      </w:r>
+      <w:r>
+        <w:rPr>
+          <w:b/>
+          <w:bCs/>
+        </w:rPr>
+        <w:t xml:space="preserve">LAW</w:t>
+      </w:r>
+      <w:r>
+        <w:rPr>
+          <w:b/>
+          <w:bCs/>
+        </w:rPr>
+        <w:t xml:space="preserve"> </w:t>
+      </w:r>
+      <w:r>
+        <w:rPr>
+          <w:b/>
+          <w:bCs/>
+        </w:rPr>
+        <w:t xml:space="preserve">IN</w:t>
+      </w:r>
+      <w:r>
+        <w:rPr>
+          <w:b/>
+          <w:bCs/>
+        </w:rPr>
+        <w:t xml:space="preserve"> </w:t>
+      </w:r>
+      <w:r>
+        <w:rPr>
+          <w:b/>
+          <w:bCs/>
+        </w:rPr>
+        <w:t xml:space="preserve">SUPPORT</w:t>
+      </w:r>
+      <w:r>
+        <w:rPr>
+          <w:b/>
+          <w:bCs/>
+        </w:rPr>
+        <w:t xml:space="preserve"> </w:t>
+      </w:r>
+      <w:r>
+        <w:rPr>
+          <w:b/>
+          <w:bCs/>
+        </w:rPr>
+        <w:t xml:space="preserve">OF</w:t>
+      </w:r>
+      <w:r>
+        <w:rPr>
+          <w:b/>
+          <w:bCs/>
+        </w:rPr>
+        <w:t xml:space="preserve"> </w:t>
+      </w:r>
+      <w:r>
+        <w:rPr>
+          <w:b/>
+          <w:bCs/>
+        </w:rPr>
+        <w:t xml:space="preserve">DEFENDANT’S</w:t>
+      </w:r>
+      <w:r>
+        <w:rPr>
+          <w:b/>
+          <w:bCs/>
+        </w:rPr>
+        <w:t xml:space="preserve"> </w:t>
+      </w:r>
+      <w:r>
+        <w:rPr>
+          <w:b/>
+          <w:bCs/>
+        </w:rPr>
+        <w:t xml:space="preserve">MOTION</w:t>
+      </w:r>
+      <w:r>
+        <w:rPr>
+          <w:b/>
+          <w:bCs/>
+        </w:rPr>
+        <w:t xml:space="preserve"> </w:t>
+      </w:r>
+      <w:r>
+        <w:rPr>
+          <w:b/>
+          <w:bCs/>
+        </w:rPr>
+        <w:t xml:space="preserve">TO</w:t>
+      </w:r>
+      <w:r>
+        <w:rPr>
+          <w:b/>
+          <w:bCs/>
+        </w:rPr>
+        <w:t xml:space="preserve"> </w:t>
+      </w:r>
+      <w:r>
+        <w:rPr>
+          <w:b/>
+          <w:bCs/>
+        </w:rPr>
+        <w:t xml:space="preserve">DISMISS</w:t>
+      </w:r>
+      <w:r>
+        <w:rPr>
+          <w:b/>
+          <w:bCs/>
+        </w:rPr>
+        <w:t xml:space="preserve"> </w:t>
+      </w:r>
+      <w:r>
+        <w:rPr>
+          <w:b/>
+          <w:bCs/>
+        </w:rPr>
+        <w:t xml:space="preserve">COMPLAINT</w:t>
       </w:r>
     </w:p>
     <w:p>
       <w:pPr>
-        <w:pStyle w:val="FirstParagraph"/>
+        <w:pStyle w:val="BodyText"/>
       </w:pPr>
       <w:r>
         <w:t xml:space="preserve">The Court should dismiss the Clean Water Act (</w:t>
@@ -528,7 +798,7 @@
         <w:t xml:space="preserve">“Plaintiffs”</w:t>
       </w:r>
       <w:r>
-        <w:t xml:space="preserve">) because their citizen suit violates numerous constitutional provisions. Congress’s enactment of 33 U.S.C. § 1365—the statute under which Plaintiffs pursue this case—upsets the balance struck by the U.S. Constitution’s Framers. In 1787, they vested the executive power in a President and established Executive Branch unity by giving the President the power to appoint, oversee, and remove subordinates. The Framers feared that a plural executive would lead to second-guessing of the President’s decisions. Although the Framers chose this arrangement, Congress in 1972 shattered Executive Branch unity with CWA citizen suits, which allow private actors to exercise executive power. And that is what happened here: despite being notified by Plaintiffs of the alleged violations in December 2025, the President’s subordinates did not bring an enforcement action in federal court. That should have been the end of the story. But because Congress undermined the President’s prerogatives, Plaintiffs—who think they know better than the President, Department of Justice (</w:t>
+        <w:t xml:space="preserve">) because their citizen suit violates numerous constitutional provisions. Congress’s enactment of 33 U.S.C. § 1365—the statute under which Plaintiffs pursue this case—upsets the balance struck by the U.S. Constitution’s Framers. In 1787, they vested the executive power in a President and established Executive Branch unity by giving the President the power to appoint, oversee, and remove subordinates. The Framers feared that a plural executive would lead to second-guessing of the President’s decisions. Although the Framers chose this arrangement, Congress in 1972 shattered Executive Branch unity with CWA citizen suits, which allow private actors to exercise executive power. And that is what happened here: despite being notified by Plaintiffs of the alleged violations in December 2025, the President’s subordinates did not bring an enforcement action in federal court. That should have been the end of the story. But because Congress undermined the President’s prerogatives, Plaintiffs—who think they know better than the President, Department of Justice (</w:t>
       </w:r>
       <w:r>
         <w:t xml:space="preserve">“DOJ”</w:t>
@@ -561,17 +831,105 @@
     </w:p>
     <w:p>
       <w:pPr>
-        <w:pStyle w:val="Heading1"/>
-      </w:pPr>
-      <w:bookmarkStart w:id="109" w:name="_22a54732f8e278d50d8afcf8abc736a9ec4b298"/>
-      <w:r>
-        <w:t xml:space="preserve">STATEMENT OF FACTS &amp; PROCEDURAL HISTORY</w:t>
-      </w:r>
-      <w:bookmarkEnd w:id="109"/>
+        <w:keepNext/>
+        <w:keepLines/>
+        <w:spacing w:before="0" w:after="0" w:line="480" w:lineRule="exact"/>
+        <w:ind w:left="0" w:firstLine="0"/>
+        <w:jc w:val="center"/>
+        <w:outlineLvl w:val="0"/>
+      </w:pPr>
+      <w:r>
+        <w:rPr>
+          <w:b/>
+          <w:bCs/>
+          <w:u w:val="single"/>
+        </w:rPr>
+        <w:t xml:space="preserve">STATEMENT</w:t>
+      </w:r>
+      <w:r>
+        <w:rPr>
+          <w:b/>
+          <w:bCs/>
+          <w:u w:val="single"/>
+        </w:rPr>
+        <w:t xml:space="preserve"> </w:t>
+      </w:r>
+      <w:r>
+        <w:rPr>
+          <w:b/>
+          <w:bCs/>
+          <w:u w:val="single"/>
+        </w:rPr>
+        <w:t xml:space="preserve">OF</w:t>
+      </w:r>
+      <w:r>
+        <w:rPr>
+          <w:b/>
+          <w:bCs/>
+          <w:u w:val="single"/>
+        </w:rPr>
+        <w:t xml:space="preserve"> </w:t>
+      </w:r>
+      <w:r>
+        <w:rPr>
+          <w:b/>
+          <w:bCs/>
+          <w:u w:val="single"/>
+        </w:rPr>
+        <w:t xml:space="preserve">FACTS</w:t>
+      </w:r>
+      <w:r>
+        <w:rPr>
+          <w:b/>
+          <w:bCs/>
+          <w:u w:val="single"/>
+        </w:rPr>
+        <w:t xml:space="preserve"> </w:t>
+      </w:r>
+      <w:r>
+        <w:rPr>
+          <w:b/>
+          <w:bCs/>
+          <w:u w:val="single"/>
+        </w:rPr>
+        <w:t xml:space="preserve">&amp;</w:t>
+      </w:r>
+      <w:r>
+        <w:rPr>
+          <w:b/>
+          <w:bCs/>
+          <w:u w:val="single"/>
+        </w:rPr>
+        <w:t xml:space="preserve"> </w:t>
+      </w:r>
+      <w:r>
+        <w:rPr>
+          <w:b/>
+          <w:bCs/>
+          <w:u w:val="single"/>
+        </w:rPr>
+        <w:t xml:space="preserve">PROCEDURAL</w:t>
+      </w:r>
+      <w:r>
+        <w:rPr>
+          <w:b/>
+          <w:bCs/>
+          <w:u w:val="single"/>
+        </w:rPr>
+        <w:t xml:space="preserve"> </w:t>
+      </w:r>
+      <w:r>
+        <w:rPr>
+          <w:b/>
+          <w:bCs/>
+          <w:u w:val="single"/>
+        </w:rPr>
+        <w:t xml:space="preserve">HISTORY</w:t>
+      </w:r>
     </w:p>
     <w:p>
       <w:pPr>
-        <w:pStyle w:val="FirstParagraph"/>
+        <w:pStyle w:val="BodyText"/>
       </w:pPr>
       <w:r>
         <w:t xml:space="preserve">Amsted Graphite Materials LLC (</w:t>
@@ -622,16 +980,16 @@
         <w:t xml:space="preserve">“Compl.”</w:t>
       </w:r>
       <w:r>
-        <w:t xml:space="preserve">) ¶¶ 7–8. The facility operates under</w:t>
-      </w:r>
-      <w:r>
-        <w:t xml:space="preserve"> </w:t>
-      </w:r>
-      <w:r>
-        <w:t xml:space="preserve">“West Virginia/National Pollutant Discharge Elimination System (</w:t>
-      </w:r>
-      <w:r>
-        <w:t xml:space="preserve">‘WV/NPDES’</w:t>
+        <w:t xml:space="preserve">) ¶¶ 7–8. The facility operates under</w:t>
+      </w:r>
+      <w:r>
+        <w:t xml:space="preserve"> </w:t>
+      </w:r>
+      <w:r>
+        <w:t xml:space="preserve">“West Virginia/​National Pollutant Discharge Elimination System (</w:t>
+      </w:r>
+      <w:r>
+        <w:t xml:space="preserve">‘WV/​NPDES’</w:t>
       </w:r>
       <w:r>
         <w:t xml:space="preserve">) Permit WV0004707,”</w:t>
@@ -662,7 +1020,7 @@
         <w:t xml:space="preserve"> </w:t>
       </w:r>
       <w:r>
-        <w:t xml:space="preserve">¶¶ 2, 24. The facility also discharges groundwater into Anmoore Run.</w:t>
+        <w:t xml:space="preserve">¶¶ 2, 24. The facility also discharges groundwater into Anmoore Run.</w:t>
       </w:r>
       <w:r>
         <w:t xml:space="preserve"> </w:t>
@@ -678,27 +1036,27 @@
         <w:t xml:space="preserve"> </w:t>
       </w:r>
       <w:r>
-        <w:t xml:space="preserve">¶ 24.</w:t>
+        <w:t xml:space="preserve">¶ 24.</w:t>
       </w:r>
     </w:p>
     <w:p>
       <w:pPr>
-        <w:pStyle w:val="BodyText"/>
-      </w:pPr>
-      <w:r>
-        <w:t xml:space="preserve">Amsted became responsible for the WV/NPDES Permit on July 6, 2020, after acquiring an ownership in the facility in June 2020. See Consent Order, Findings of Fact ¶ 1, attached as Exhibit A.</w:t>
+        <w:pStyle w:val="BodyTextNote"/>
+      </w:pPr>
+      <w:r>
+        <w:t xml:space="preserve">Amsted became responsible for the WV/​NPDES Permit on July 6, 2020, after acquiring an ownership in the facility in June 2020. See Consent Order, Findings of Fact ¶ 1, attached as Exhibit A.</w:t>
       </w:r>
       <w:r>
         <w:rPr>
           <w:rStyle w:val="FootnoteReference"/>
         </w:rPr>
-        <w:footnoteReference w:id="110"/>
-      </w:r>
-      <w:r>
-        <w:t xml:space="preserve"> </w:t>
-      </w:r>
-      <w:r>
-        <w:t xml:space="preserve">The WV/NPDES Permit was renewed on April 28, 2021.</w:t>
+        <w:footnoteReference w:id="9"/>
+      </w:r>
+      <w:r>
+        <w:t xml:space="preserve"> </w:t>
+      </w:r>
+      <w:r>
+        <w:t xml:space="preserve">The WV/​NPDES Permit was renewed on April 28, 2021.</w:t>
       </w:r>
       <w:r>
         <w:t xml:space="preserve"> </w:t>
@@ -711,25 +1069,25 @@
         <w:t xml:space="preserve">Id.</w:t>
       </w:r>
       <w:r>
-        <w:t xml:space="preserve">; see also Compl. ¶ 25; Consent Agreement and Final Order (</w:t>
+        <w:t xml:space="preserve">; see also Compl. ¶ 25; Consent Agreement and Final Order (</w:t>
       </w:r>
       <w:r>
         <w:t xml:space="preserve">“CAFO”</w:t>
       </w:r>
       <w:r>
-        <w:t xml:space="preserve">) ¶ 26, attached as Exhibit B.</w:t>
+        <w:t xml:space="preserve">) ¶ 26, attached as Exhibit B.</w:t>
       </w:r>
       <w:r>
         <w:rPr>
           <w:rStyle w:val="FootnoteReference"/>
         </w:rPr>
-        <w:footnoteReference w:id="111"/>
-      </w:r>
-      <w:r>
-        <w:t xml:space="preserve"> </w:t>
-      </w:r>
-      <w:r>
-        <w:t xml:space="preserve">On March 8, 2022, and after the required public comment period, the CAFO entered between Amsted and EPA was filed. Ex. B, p. 1. As part of the binding agreement, Amsted agreed to pay a civil penalty of $216,436.</w:t>
+        <w:footnoteReference w:id="10"/>
+      </w:r>
+      <w:r>
+        <w:t xml:space="preserve"> </w:t>
+      </w:r>
+      <w:r>
+        <w:t xml:space="preserve">On March 8, 2022, and after the required public comment period, the CAFO entered between Amsted and EPA was filed. Ex. B, p. 1. As part of the binding agreement, Amsted agreed to pay a civil penalty of $216,436.</w:t>
       </w:r>
       <w:r>
         <w:t xml:space="preserve"> </w:t>
@@ -745,21 +1103,21 @@
         <w:t xml:space="preserve"> </w:t>
       </w:r>
       <w:r>
-        <w:t xml:space="preserve">¶¶ 78–87.</w:t>
+        <w:t xml:space="preserve">¶¶ 78–87.</w:t>
       </w:r>
     </w:p>
     <w:p>
       <w:pPr>
-        <w:pStyle w:val="BodyText"/>
-      </w:pPr>
-      <w:r>
-        <w:t xml:space="preserve">“Section I.B. of [WV/NPDES Permit WV0004707] contains a compliance schedule that required Amsted to complete the construction of any necessary upgrades and achieve the final effluent limitations for several types of [alleged pollutants] by June 1, 2023.”</w:t>
-      </w:r>
-      <w:r>
-        <w:t xml:space="preserve"> </w:t>
-      </w:r>
-      <w:r>
-        <w:t xml:space="preserve">Compl. ¶ 26. The West Virginia Environmental Quality Board twice extended the compliance deadlines in July 2023 and March 2024.</w:t>
+        <w:pStyle w:val="BodyTextNote"/>
+      </w:pPr>
+      <w:r>
+        <w:t xml:space="preserve">“Section I.B. of [WV/​NPDES Permit WV0004707] contains a compliance schedule that required Amsted to complete the construction of any necessary upgrades and achieve the final effluent limitations for several types of [alleged pollutants] by June 1, 2023.”</w:t>
+      </w:r>
+      <w:r>
+        <w:t xml:space="preserve"> </w:t>
+      </w:r>
+      <w:r>
+        <w:t xml:space="preserve">Compl. ¶ 26. The West Virginia Environmental Quality Board twice extended the compliance deadlines in July 2023 and March 2024.</w:t>
       </w:r>
       <w:r>
         <w:t xml:space="preserve"> </w:t>
@@ -775,7 +1133,7 @@
         <w:t xml:space="preserve"> </w:t>
       </w:r>
       <w:r>
-        <w:t xml:space="preserve">¶ 27.</w:t>
+        <w:t xml:space="preserve">¶ 27.</w:t>
       </w:r>
       <w:r>
         <w:t xml:space="preserve"> </w:t>
@@ -797,7 +1155,7 @@
         <w:t xml:space="preserve"> </w:t>
       </w:r>
       <w:r>
-        <w:t xml:space="preserve">¶ 28. In signing the Consent Order, Amsted agreed to a civil penalty of $268,655 for past violations of the WV/NPDES Permit and to stipulated penalties of $2,000 per day for any failure to reach any agreed milestones. Ex. A, p. 7. Amsted unequivocally waived its rights to both appeal the Consent Order and to challenge WVDEP’s jurisdiction.</w:t>
+        <w:t xml:space="preserve">¶ 28. In signing the Consent Order, Amsted agreed to a civil penalty of $268,655 for past violations of the WV/​NPDES Permit and to stipulated penalties of $2,000 per day for any failure to reach any agreed milestones. Ex. A, p. 7. Amsted unequivocally waived its rights to both appeal the Consent Order and to challenge WVDEP’s jurisdiction.</w:t>
       </w:r>
       <w:r>
         <w:t xml:space="preserve"> </w:t>
@@ -810,13 +1168,13 @@
         <w:t xml:space="preserve">Id.</w:t>
       </w:r>
       <w:r>
-        <w:t xml:space="preserve">, p. 8.</w:t>
+        <w:t xml:space="preserve">, p. 8.</w:t>
       </w:r>
       <w:r>
         <w:rPr>
           <w:rStyle w:val="FootnoteReference"/>
         </w:rPr>
-        <w:footnoteReference w:id="112"/>
+        <w:footnoteReference w:id="11"/>
       </w:r>
     </w:p>
     <w:p>
@@ -824,7 +1182,7 @@
         <w:pStyle w:val="BodyText"/>
       </w:pPr>
       <w:r>
-        <w:t xml:space="preserve">On December 23, 2025, Plaintiffs sent a Notice of Intent to Sue Letter to Amsted, the EPA Administrator, and WVDEP threatening to sue and alleging Amsted was violating the CWA by violating its WV/NPDES Permit and the WVDEP 2024 interim limits. Compl. ¶ 4. Plaintiffs allege that some of their</w:t>
+        <w:t xml:space="preserve">On December 23, 2025, Plaintiffs sent a Notice of Intent to Sue Letter to Amsted, the EPA Administrator, and WVDEP threatening to sue and alleging Amsted was violating the CWA by violating its WV/​NPDES Permit and the WVDEP 2024 interim limits. Compl. ¶ 4. Plaintiffs allege that some of their</w:t>
       </w:r>
       <w:r>
         <w:t xml:space="preserve"> </w:t>
@@ -846,7 +1204,7 @@
         <w:t xml:space="preserve"> </w:t>
       </w:r>
       <w:r>
-        <w:t xml:space="preserve">¶ 12.</w:t>
+        <w:t xml:space="preserve">¶ 12.</w:t>
       </w:r>
       <w:r>
         <w:t xml:space="preserve"> </w:t>
@@ -874,7 +1232,7 @@
         <w:t xml:space="preserve"> </w:t>
       </w:r>
       <w:r>
-        <w:t xml:space="preserve">¶ 13. Clasgens and Rees have</w:t>
+        <w:t xml:space="preserve">¶ 13. Clasgens and Rees have</w:t>
       </w:r>
       <w:r>
         <w:t xml:space="preserve"> </w:t>
@@ -932,7 +1290,7 @@
         <w:t xml:space="preserve"> </w:t>
       </w:r>
       <w:r>
-        <w:t xml:space="preserve">¶ 5. Although</w:t>
+        <w:t xml:space="preserve">¶ 5. Although</w:t>
       </w:r>
       <w:r>
         <w:t xml:space="preserve"> </w:t>
@@ -960,7 +1318,7 @@
         <w:t xml:space="preserve"> </w:t>
       </w:r>
       <w:r>
-        <w:t xml:space="preserve">¶¶ 5, 28. On that date, Plaintiffs filed their CWA Complaint under 33 U.S.C. § 1365(a), alleging Defendant violated its WV/NPDES Permit discharge limits and the WVDEP 2024 interim limits.</w:t>
+        <w:t xml:space="preserve">¶¶ 5, 28. On that date, Plaintiffs filed their CWA Complaint under 33 U.S.C. § 1365(a), alleging Defendant violated its WV/​NPDES Permit discharge limits and the WVDEP 2024 interim limits.</w:t>
       </w:r>
       <w:r>
         <w:t xml:space="preserve"> </w:t>
@@ -976,7 +1334,7 @@
         <w:t xml:space="preserve"> </w:t>
       </w:r>
       <w:r>
-        <w:t xml:space="preserve">¶¶ 34–39. Plaintiffs pray for declaratory and injunctive relief, request that this Court assess a $68,445 penalty</w:t>
+        <w:t xml:space="preserve">¶¶ 34–39. Plaintiffs pray for declaratory and injunctive relief, request that this Court assess a $68,445 penalty</w:t>
       </w:r>
       <w:r>
         <w:t xml:space="preserve"> </w:t>
@@ -1004,25 +1362,49 @@
         <w:t xml:space="preserve"> </w:t>
       </w:r>
       <w:r>
-        <w:t xml:space="preserve">¶¶ 22–23 &amp; Requests for Relief.</w:t>
+        <w:t xml:space="preserve">¶¶ 22–23 &amp; Requests for Relief.</w:t>
       </w:r>
     </w:p>
     <w:p>
       <w:pPr>
-        <w:pStyle w:val="Heading1"/>
-      </w:pPr>
-      <w:bookmarkStart w:id="113" w:name="_f71bb8ee81b7f5e1fea0089ad4ffa65b0be4956"/>
-      <w:r>
-        <w:t xml:space="preserve">LEGAL STANDARD</w:t>
-      </w:r>
-      <w:bookmarkEnd w:id="113"/>
+        <w:keepNext/>
+        <w:keepLines/>
+        <w:spacing w:before="0" w:after="0" w:line="480" w:lineRule="exact"/>
+        <w:ind w:left="0" w:firstLine="0"/>
+        <w:jc w:val="center"/>
+        <w:outlineLvl w:val="0"/>
+      </w:pPr>
+      <w:r>
+        <w:rPr>
+          <w:b/>
+          <w:bCs/>
+          <w:u w:val="single"/>
+        </w:rPr>
+        <w:t xml:space="preserve">LEGAL</w:t>
+      </w:r>
+      <w:r>
+        <w:rPr>
+          <w:b/>
+          <w:bCs/>
+          <w:u w:val="single"/>
+        </w:rPr>
+        <w:t xml:space="preserve"> </w:t>
+      </w:r>
+      <w:r>
+        <w:rPr>
+          <w:b/>
+          <w:bCs/>
+          <w:u w:val="single"/>
+        </w:rPr>
+        <w:t xml:space="preserve">STANDARD</w:t>
+      </w:r>
     </w:p>
     <w:p>
       <w:pPr>
-        <w:pStyle w:val="FirstParagraph"/>
-      </w:pPr>
-      <w:r>
-        <w:t xml:space="preserve">A Rule 12(b)(6) motion to dismiss should be granted where the complaint lacks</w:t>
+        <w:pStyle w:val="BodyText"/>
+      </w:pPr>
+      <w:r>
+        <w:t xml:space="preserve">A Rule 12(b)⁠(6) motion to dismiss should be granted where the complaint lacks</w:t>
       </w:r>
       <w:r>
         <w:t xml:space="preserve"> </w:t>
@@ -1065,19 +1447,210 @@
     </w:p>
     <w:p>
       <w:pPr>
-        <w:pStyle w:val="Heading1"/>
-      </w:pPr>
-      <w:bookmarkStart w:id="114" w:name="_ec5f6e77625159658bf6feaff9b14e0731f5f63"/>
-      <w:r>
-        <w:t xml:space="preserve">LEGAL ARGUMENT – 33 U.S.C. § 1365 VIOLATES THE SEPARATION OF POWERS</w:t>
-      </w:r>
-      <w:bookmarkEnd w:id="114"/>
+        <w:keepNext/>
+        <w:keepLines/>
+        <w:spacing w:before="0" w:after="0" w:line="480" w:lineRule="exact"/>
+        <w:ind w:left="0" w:firstLine="0"/>
+        <w:jc w:val="center"/>
+        <w:outlineLvl w:val="0"/>
+      </w:pPr>
+      <w:r>
+        <w:rPr>
+          <w:b/>
+          <w:bCs/>
+          <w:u w:val="single"/>
+        </w:rPr>
+        <w:t xml:space="preserve">LEGAL</w:t>
+      </w:r>
+      <w:r>
+        <w:rPr>
+          <w:b/>
+          <w:bCs/>
+          <w:u w:val="single"/>
+        </w:rPr>
+        <w:t xml:space="preserve"> </w:t>
+      </w:r>
+      <w:r>
+        <w:rPr>
+          <w:b/>
+          <w:bCs/>
+          <w:u w:val="single"/>
+        </w:rPr>
+        <w:t xml:space="preserve">ARGUMENT</w:t>
+      </w:r>
+      <w:r>
+        <w:rPr>
+          <w:b/>
+          <w:bCs/>
+          <w:u w:val="single"/>
+        </w:rPr>
+        <w:t xml:space="preserve"> </w:t>
+      </w:r>
+      <w:r>
+        <w:rPr>
+          <w:b/>
+          <w:bCs/>
+          <w:u w:val="single"/>
+        </w:rPr>
+        <w:t xml:space="preserve">–</w:t>
+      </w:r>
+      <w:r>
+        <w:rPr>
+          <w:b/>
+          <w:bCs/>
+          <w:u w:val="single"/>
+        </w:rPr>
+        <w:t xml:space="preserve"> </w:t>
+      </w:r>
+      <w:r>
+        <w:rPr>
+          <w:b/>
+          <w:bCs/>
+          <w:u w:val="single"/>
+        </w:rPr>
+        <w:t xml:space="preserve">33</w:t>
+      </w:r>
+      <w:r>
+        <w:rPr>
+          <w:b/>
+          <w:bCs/>
+          <w:u w:val="single"/>
+        </w:rPr>
+        <w:t xml:space="preserve"> </w:t>
+      </w:r>
+      <w:r>
+        <w:rPr>
+          <w:b/>
+          <w:bCs/>
+          <w:u w:val="single"/>
+        </w:rPr>
+        <w:t xml:space="preserve">U.S.C.</w:t>
+      </w:r>
+      <w:r>
+        <w:rPr>
+          <w:b/>
+          <w:bCs/>
+          <w:u w:val="single"/>
+        </w:rPr>
+        <w:t xml:space="preserve"> </w:t>
+      </w:r>
+      <w:r>
+        <w:rPr>
+          <w:b/>
+          <w:bCs/>
+          <w:u w:val="single"/>
+        </w:rPr>
+        <w:t xml:space="preserve">§</w:t>
+      </w:r>
+      <w:r>
+        <w:rPr>
+          <w:b/>
+          <w:bCs/>
+          <w:u w:val="single"/>
+        </w:rPr>
+        <w:t xml:space="preserve"> </w:t>
+      </w:r>
+      <w:r>
+        <w:rPr>
+          <w:b/>
+          <w:bCs/>
+          <w:u w:val="single"/>
+        </w:rPr>
+        <w:t xml:space="preserve">1365</w:t>
+      </w:r>
+      <w:r>
+        <w:rPr>
+          <w:b/>
+          <w:bCs/>
+          <w:u w:val="single"/>
+        </w:rPr>
+        <w:t xml:space="preserve"> </w:t>
+      </w:r>
+      <w:r>
+        <w:rPr>
+          <w:b/>
+          <w:bCs/>
+          <w:u w:val="single"/>
+        </w:rPr>
+        <w:t xml:space="preserve">VIOLATES</w:t>
+      </w:r>
+      <w:r>
+        <w:rPr>
+          <w:b/>
+          <w:bCs/>
+          <w:u w:val="single"/>
+        </w:rPr>
+        <w:t xml:space="preserve"> </w:t>
+      </w:r>
+      <w:r>
+        <w:rPr>
+          <w:b/>
+          <w:bCs/>
+          <w:u w:val="single"/>
+        </w:rPr>
+        <w:t xml:space="preserve">THE</w:t>
+      </w:r>
+      <w:r>
+        <w:rPr>
+          <w:b/>
+          <w:bCs/>
+          <w:u w:val="single"/>
+        </w:rPr>
+        <w:t xml:space="preserve"> </w:t>
+      </w:r>
+      <w:r>
+        <w:rPr>
+          <w:b/>
+          <w:bCs/>
+          <w:u w:val="single"/>
+        </w:rPr>
+        <w:t xml:space="preserve">SEPARATION</w:t>
+      </w:r>
+      <w:r>
+        <w:rPr>
+          <w:b/>
+          <w:bCs/>
+          <w:u w:val="single"/>
+        </w:rPr>
+        <w:t xml:space="preserve"> </w:t>
+      </w:r>
+      <w:r>
+        <w:rPr>
+          <w:b/>
+          <w:bCs/>
+          <w:u w:val="single"/>
+        </w:rPr>
+        <w:t xml:space="preserve">OF</w:t>
+      </w:r>
+      <w:r>
+        <w:rPr>
+          <w:b/>
+          <w:bCs/>
+          <w:u w:val="single"/>
+        </w:rPr>
+        <w:t xml:space="preserve"> </w:t>
+      </w:r>
+      <w:r>
+        <w:rPr>
+          <w:b/>
+          <w:bCs/>
+          <w:u w:val="single"/>
+        </w:rPr>
+        <w:t xml:space="preserve">POWERS</w:t>
+      </w:r>
     </w:p>
     <w:p>
       <w:pPr>
-        <w:pStyle w:val="Heading2"/>
-      </w:pPr>
-      <w:bookmarkStart w:id="115" w:name="_06a6fc762c516f9dba67056e7a48e4aa9efc083"/>
+        <w:keepNext/>
+        <w:keepLines/>
+        <w:tabs>
+          <w:tab w:val="left" w:pos="720"/>
+        </w:tabs>
+        <w:spacing w:before="0" w:after="0" w:line="480" w:lineRule="exact"/>
+        <w:ind w:left="720" w:hanging="720"/>
+        <w:jc w:val="left"/>
+        <w:outlineLvl w:val="1"/>
+      </w:pPr>
       <w:r>
         <w:t xml:space="preserve">I.</w:t>
       </w:r>
@@ -1085,16 +1658,89 @@
         <w:tab/>
       </w:r>
       <w:r>
-        <w:t xml:space="preserve">Plaintiffs Are Exercising the Executive Power</w:t>
-      </w:r>
-      <w:bookmarkEnd w:id="115"/>
+        <w:rPr>
+          <w:b/>
+          <w:bCs/>
+        </w:rPr>
+        <w:t xml:space="preserve">Plaintiffs</w:t>
+      </w:r>
+      <w:r>
+        <w:rPr>
+          <w:b/>
+          <w:bCs/>
+        </w:rPr>
+        <w:t xml:space="preserve"> </w:t>
+      </w:r>
+      <w:r>
+        <w:rPr>
+          <w:b/>
+          <w:bCs/>
+        </w:rPr>
+        <w:t xml:space="preserve">Are</w:t>
+      </w:r>
+      <w:r>
+        <w:rPr>
+          <w:b/>
+          <w:bCs/>
+        </w:rPr>
+        <w:t xml:space="preserve"> </w:t>
+      </w:r>
+      <w:r>
+        <w:rPr>
+          <w:b/>
+          <w:bCs/>
+        </w:rPr>
+        <w:t xml:space="preserve">Exercising</w:t>
+      </w:r>
+      <w:r>
+        <w:rPr>
+          <w:b/>
+          <w:bCs/>
+        </w:rPr>
+        <w:t xml:space="preserve"> </w:t>
+      </w:r>
+      <w:r>
+        <w:rPr>
+          <w:b/>
+          <w:bCs/>
+        </w:rPr>
+        <w:t xml:space="preserve">the</w:t>
+      </w:r>
+      <w:r>
+        <w:rPr>
+          <w:b/>
+          <w:bCs/>
+        </w:rPr>
+        <w:t xml:space="preserve"> </w:t>
+      </w:r>
+      <w:r>
+        <w:rPr>
+          <w:b/>
+          <w:bCs/>
+        </w:rPr>
+        <w:t xml:space="preserve">Executive</w:t>
+      </w:r>
+      <w:r>
+        <w:rPr>
+          <w:b/>
+          <w:bCs/>
+        </w:rPr>
+        <w:t xml:space="preserve"> </w:t>
+      </w:r>
+      <w:r>
+        <w:rPr>
+          <w:b/>
+          <w:bCs/>
+        </w:rPr>
+        <w:t xml:space="preserve">Power</w:t>
+      </w:r>
     </w:p>
     <w:p>
       <w:pPr>
-        <w:pStyle w:val="FirstParagraph"/>
-      </w:pPr>
-      <w:r>
-        <w:t xml:space="preserve">Through § 1365, Congress has unconstitutionally vested executive power in private citizens by allowing them to seek civil penalties payable to the U.S. Treasury for alleged violations of the statute. The Framers vested</w:t>
+        <w:pStyle w:val="BodyText"/>
+      </w:pPr>
+      <w:r>
+        <w:t xml:space="preserve">Through § 1365, Congress has unconstitutionally vested executive power in private citizens by allowing them to seek civil penalties payable to the U.S. Treasury for alleged violations of the statute. The Framers vested</w:t>
       </w:r>
       <w:r>
         <w:t xml:space="preserve"> </w:t>
@@ -1166,10 +1812,10 @@
           <w:i/>
           <w:iCs/>
         </w:rPr>
-        <w:t xml:space="preserve">Friends of the Earth, Inc. v. Laidlaw Env’t Servs. (TOC), Inc.</w:t>
-      </w:r>
-      <w:r>
-        <w:t xml:space="preserve">, 528 U.S. 167, 197 (2000) (Kennedy, J., concurring). Because Plaintiffs seek civil penalties payable to the U.S. Treasury of over $68,000 per day, per violation, they exercise executive power. See Compl. ¶ 23; see also Baron de Montesquieu,</w:t>
+        <w:t xml:space="preserve">Friends of the Earth, Inc. v. Laidlaw Env’t Servs. (TOC), Inc.</w:t>
+      </w:r>
+      <w:r>
+        <w:t xml:space="preserve">, 528 U.S. 167, 197 (2000) (Kennedy, J., concurring). Because Plaintiffs seek civil penalties payable to the U.S. Treasury of over $68,000 per day, per violation, they exercise executive power. See Compl. ¶ 23; see also Baron de Montesquieu,</w:t>
       </w:r>
       <w:r>
         <w:t xml:space="preserve"> </w:t>
@@ -1185,7 +1831,7 @@
         <w:t xml:space="preserve"> </w:t>
       </w:r>
       <w:r>
-        <w:t xml:space="preserve">Pt. 2, Bk. 11, Ch. 6, p. 157 (Anne M. Cohler, Basia C. Miller &amp; Harold S. Stone eds. 1989) (1748) (</w:t>
+        <w:t xml:space="preserve">Pt. 2, Bk. 11, Ch. 6, p. 157 (Anne M. Cohler, Basia C. Miller &amp; Harold S. Stone eds. 1989) (1748) (</w:t>
       </w:r>
       <w:r>
         <w:t xml:space="preserve">“the executive power”</w:t>
@@ -1219,7 +1865,7 @@
         <w:t xml:space="preserve"> </w:t>
       </w:r>
       <w:r>
-        <w:t xml:space="preserve">§§ 7, 13, pp. 9, 12 (East India Publishing Co. ed. 2023) (1689) (</w:t>
+        <w:t xml:space="preserve">§§ 7, 13, pp. 9, 12 (East India Publishing Co. ed. 2023) (1689) (</w:t>
       </w:r>
       <w:r>
         <w:t xml:space="preserve">“the executive power”</w:t>
@@ -1342,7 +1988,7 @@
         <w:t xml:space="preserve">United States ex rel. Zafirov v. Fla. Med. Assocs., LLC</w:t>
       </w:r>
       <w:r>
-        <w:t xml:space="preserve">, 751 F. Supp. 3d 1293, 1313 (M.D. Fla. 2024) (quoting</w:t>
+        <w:t xml:space="preserve">, 751 F. Supp. 3d 1293, 1313 (M.D. Fla. 2024) (quoting</w:t>
       </w:r>
       <w:r>
         <w:t xml:space="preserve"> </w:t>
@@ -1404,9 +2050,16 @@
     </w:p>
     <w:p>
       <w:pPr>
-        <w:pStyle w:val="Heading2"/>
-      </w:pPr>
-      <w:bookmarkStart w:id="116" w:name="_75035cbe93adbdc1571ebd15e91193fd4c2fcdb"/>
+        <w:keepNext/>
+        <w:keepLines/>
+        <w:tabs>
+          <w:tab w:val="left" w:pos="720"/>
+        </w:tabs>
+        <w:spacing w:before="0" w:after="0" w:line="480" w:lineRule="exact"/>
+        <w:ind w:left="720" w:hanging="720"/>
+        <w:jc w:val="left"/>
+        <w:outlineLvl w:val="1"/>
+      </w:pPr>
       <w:r>
         <w:t xml:space="preserve">II.</w:t>
       </w:r>
@@ -1414,13 +2067,142 @@
         <w:tab/>
       </w:r>
       <w:r>
-        <w:t xml:space="preserve">Plaintiffs’ Exercise of Executive Power Violates the Private Nondelegation Doctrine</w:t>
-      </w:r>
-      <w:bookmarkEnd w:id="116"/>
+        <w:rPr>
+          <w:b/>
+          <w:bCs/>
+        </w:rPr>
+        <w:t xml:space="preserve">Plaintiffs’</w:t>
+      </w:r>
+      <w:r>
+        <w:rPr>
+          <w:b/>
+          <w:bCs/>
+        </w:rPr>
+        <w:t xml:space="preserve"> </w:t>
+      </w:r>
+      <w:r>
+        <w:rPr>
+          <w:b/>
+          <w:bCs/>
+        </w:rPr>
+        <w:t xml:space="preserve">Exercise</w:t>
+      </w:r>
+      <w:r>
+        <w:rPr>
+          <w:b/>
+          <w:bCs/>
+        </w:rPr>
+        <w:t xml:space="preserve"> </w:t>
+      </w:r>
+      <w:r>
+        <w:rPr>
+          <w:b/>
+          <w:bCs/>
+        </w:rPr>
+        <w:t xml:space="preserve">of</w:t>
+      </w:r>
+      <w:r>
+        <w:rPr>
+          <w:b/>
+          <w:bCs/>
+        </w:rPr>
+        <w:t xml:space="preserve"> </w:t>
+      </w:r>
+      <w:r>
+        <w:rPr>
+          <w:b/>
+          <w:bCs/>
+        </w:rPr>
+        <w:t xml:space="preserve">Executive</w:t>
+      </w:r>
+      <w:r>
+        <w:rPr>
+          <w:b/>
+          <w:bCs/>
+        </w:rPr>
+        <w:t xml:space="preserve"> </w:t>
+      </w:r>
+      <w:r>
+        <w:rPr>
+          <w:b/>
+          <w:bCs/>
+        </w:rPr>
+        <w:t xml:space="preserve">Power</w:t>
+      </w:r>
+      <w:r>
+        <w:rPr>
+          <w:b/>
+          <w:bCs/>
+        </w:rPr>
+        <w:t xml:space="preserve"> </w:t>
+      </w:r>
+      <w:r>
+        <w:rPr>
+          <w:b/>
+          <w:bCs/>
+        </w:rPr>
+        <w:t xml:space="preserve">Violates</w:t>
+      </w:r>
+      <w:r>
+        <w:rPr>
+          <w:b/>
+          <w:bCs/>
+        </w:rPr>
+        <w:t xml:space="preserve"> </w:t>
+      </w:r>
+      <w:r>
+        <w:rPr>
+          <w:b/>
+          <w:bCs/>
+        </w:rPr>
+        <w:t xml:space="preserve">the</w:t>
+      </w:r>
+      <w:r>
+        <w:rPr>
+          <w:b/>
+          <w:bCs/>
+        </w:rPr>
+        <w:t xml:space="preserve"> </w:t>
+      </w:r>
+      <w:r>
+        <w:rPr>
+          <w:b/>
+          <w:bCs/>
+        </w:rPr>
+        <w:t xml:space="preserve">Private</w:t>
+      </w:r>
+      <w:r>
+        <w:rPr>
+          <w:b/>
+          <w:bCs/>
+        </w:rPr>
+        <w:t xml:space="preserve"> </w:t>
+      </w:r>
+      <w:r>
+        <w:rPr>
+          <w:b/>
+          <w:bCs/>
+        </w:rPr>
+        <w:t xml:space="preserve">Nondelegation</w:t>
+      </w:r>
+      <w:r>
+        <w:rPr>
+          <w:b/>
+          <w:bCs/>
+        </w:rPr>
+        <w:t xml:space="preserve"> </w:t>
+      </w:r>
+      <w:r>
+        <w:rPr>
+          <w:b/>
+          <w:bCs/>
+        </w:rPr>
+        <w:t xml:space="preserve">Doctrine</w:t>
+      </w:r>
     </w:p>
     <w:p>
       <w:pPr>
-        <w:pStyle w:val="FirstParagraph"/>
+        <w:pStyle w:val="BodyText"/>
       </w:pPr>
       <w:r>
         <w:t xml:space="preserve">Congress’s vesting of executive power in private plaintiffs, and Plaintiffs’ attempt to wield it here, run afoul of the private nondelegation doctrine.</w:t>
@@ -1433,7 +2215,7 @@
           <w:i/>
           <w:iCs/>
         </w:rPr>
-        <w:t xml:space="preserve">Pittston Co. v. United States</w:t>
+        <w:t xml:space="preserve">Pittston Co. v. United States</w:t>
       </w:r>
       <w:r>
         <w:t xml:space="preserve">, 368 F.3d 385, 394 (4th Cir. 2004) (</w:t>
@@ -1532,17 +2314,25 @@
     </w:p>
     <w:p>
       <w:pPr>
-        <w:pStyle w:val="Heading1"/>
-      </w:pPr>
-      <w:bookmarkStart w:id="117" w:name="_conclusion"/>
-      <w:r>
+        <w:keepNext/>
+        <w:keepLines/>
+        <w:spacing w:before="0" w:after="0" w:line="480" w:lineRule="exact"/>
+        <w:ind w:left="0" w:firstLine="0"/>
+        <w:jc w:val="center"/>
+        <w:outlineLvl w:val="0"/>
+      </w:pPr>
+      <w:r>
+        <w:rPr>
+          <w:b/>
+          <w:bCs/>
+          <w:u w:val="single"/>
+        </w:rPr>
         <w:t xml:space="preserve">CONCLUSION</w:t>
       </w:r>
-      <w:bookmarkEnd w:id="117"/>
     </w:p>
     <w:p>
       <w:pPr>
-        <w:pStyle w:val="FirstParagraph"/>
+        <w:pStyle w:val="BodyText"/>
       </w:pPr>
       <w:r>
         <w:t xml:space="preserve">Although the Constitution envisions checks against the excessive application of executive power, CWA citizen suits eviscerate these checks by violating numerous constitutional provisions. Any role private plaintiffs may have in the enforcement of federal environmental law is constitutionally limited to seeking private remedies for alleged private wrongs. But Congress did not structure the CWA that way. Instead, Plaintiffs’ citizen suit is an exercise of Article II’s executive power, which Plaintiffs have no right to wield. If Congress believes under-enforcement of the CWA to be a problem,</w:t>
@@ -1602,7 +2392,7 @@
           <w:i/>
           <w:iCs/>
         </w:rPr>
-        <w:t xml:space="preserve">cf. Nat’l Rep. Sen. Comm. v. FEC</w:t>
+        <w:t xml:space="preserve">cf. Nat’l Rep. Sen. Comm. v. FEC</w:t>
       </w:r>
       <w:r>
         <w:t xml:space="preserve">, 146 S. Ct. 2404, 2422 (2026) (</w:t>
@@ -1616,7 +2406,11 @@
     </w:p>
     <w:p>
       <w:pPr>
-        <w:pStyle w:val="SigDate"/>
+        <w:keepNext/>
+        <w:keepLines/>
+        <w:spacing w:before="480" w:after="0" w:line="480" w:lineRule="exact"/>
+        <w:ind w:left="0" w:firstLine="0"/>
+        <w:jc w:val="left"/>
       </w:pPr>
       <w:r>
         <w:t xml:space="preserve">DATED: August 5, 2026</w:t>
@@ -1624,7 +2418,11 @@
     </w:p>
     <w:p>
       <w:pPr>
-        <w:pStyle w:val="SigParty"/>
+        <w:keepNext/>
+        <w:keepLines/>
+        <w:spacing w:before="480" w:after="0" w:line="480" w:lineRule="exact"/>
+        <w:ind w:left="4680" w:firstLine="0"/>
+        <w:jc w:val="left"/>
       </w:pPr>
       <w:r>
         <w:t xml:space="preserve">Respectfully submitted,</w:t>
@@ -1632,16 +2430,32 @@
     </w:p>
     <w:p>
       <w:pPr>
-        <w:pStyle w:val="SigLine"/>
-        <w:spacing w:before="480" w:after="120" w:line="240" w:lineRule="auto"/>
-      </w:pPr>
-      <w:r>
-        <w:t xml:space="preserve">s/ Peter Raupp</w:t>
+        <w:keepNext/>
+        <w:keepLines/>
+        <w:spacing w:before="480" w:after="0" w:line="276" w:lineRule="exact"/>
+        <w:ind w:left="4680" w:firstLine="0"/>
+        <w:jc w:val="left"/>
+      </w:pPr>
+      <w:r>
+        <w:t xml:space="preserve">s/ </w:t>
+      </w:r>
+      <w:r>
+        <w:t xml:space="preserve">Peter</w:t>
+      </w:r>
+      <w:r>
+        <w:t xml:space="preserve"> </w:t>
+      </w:r>
+      <w:r>
+        <w:t xml:space="preserve">Raupp</w:t>
       </w:r>
     </w:p>
     <w:p>
       <w:pPr>
-        <w:pStyle w:val="SigLine"/>
+        <w:keepNext/>
+        <w:keepLines/>
+        <w:spacing w:before="276" w:after="0" w:line="276" w:lineRule="exact"/>
+        <w:ind w:left="4680" w:firstLine="0"/>
+        <w:jc w:val="left"/>
       </w:pPr>
       <w:r>
         <w:t xml:space="preserve">Peter</w:t>
@@ -1673,7 +2487,11 @@
     </w:p>
     <w:p>
       <w:pPr>
-        <w:pStyle w:val="SigLine"/>
+        <w:keepNext/>
+        <w:keepLines/>
+        <w:spacing w:before="0" w:after="0" w:line="276" w:lineRule="exact"/>
+        <w:ind w:left="4680" w:firstLine="0"/>
+        <w:jc w:val="left"/>
       </w:pPr>
       <w:r>
         <w:t xml:space="preserve">Steptoe</w:t>
@@ -1699,7 +2517,11 @@
     </w:p>
     <w:p>
       <w:pPr>
-        <w:pStyle w:val="SigLine"/>
+        <w:keepNext/>
+        <w:keepLines/>
+        <w:spacing w:before="0" w:after="0" w:line="276" w:lineRule="exact"/>
+        <w:ind w:left="4680" w:firstLine="0"/>
+        <w:jc w:val="left"/>
       </w:pPr>
       <w:r>
         <w:t xml:space="preserve">Chase</w:t>
@@ -1725,7 +2547,11 @@
     </w:p>
     <w:p>
       <w:pPr>
-        <w:pStyle w:val="SigLine"/>
+        <w:keepNext/>
+        <w:keepLines/>
+        <w:spacing w:before="0" w:after="0" w:line="276" w:lineRule="exact"/>
+        <w:ind w:left="4680" w:firstLine="0"/>
+        <w:jc w:val="left"/>
       </w:pPr>
       <w:r>
         <w:t xml:space="preserve">Post</w:t>
@@ -1751,7 +2577,11 @@
     </w:p>
     <w:p>
       <w:pPr>
-        <w:pStyle w:val="SigLine"/>
+        <w:keepNext/>
+        <w:keepLines/>
+        <w:spacing w:before="0" w:after="0" w:line="276" w:lineRule="exact"/>
+        <w:ind w:left="4680" w:firstLine="0"/>
+        <w:jc w:val="left"/>
       </w:pPr>
       <w:r>
         <w:t xml:space="preserve">Charleston,</w:t>
@@ -1766,12 +2596,18 @@
         <w:t xml:space="preserve"> </w:t>
       </w:r>
       <w:r>
-        <w:t xml:space="preserve">25326-1588</w:t>
+        <w:t xml:space="preserve">25326</w:t>
+        <w:noBreakHyphen/>
+        <w:t xml:space="preserve">1588</w:t>
       </w:r>
     </w:p>
     <w:p>
       <w:pPr>
-        <w:pStyle w:val="SigLine"/>
+        <w:keepNext/>
+        <w:keepLines/>
+        <w:spacing w:before="0" w:after="0" w:line="276" w:lineRule="exact"/>
+        <w:ind w:left="4680" w:firstLine="0"/>
+        <w:jc w:val="left"/>
       </w:pPr>
       <w:r>
         <w:t xml:space="preserve">Telephone:</w:t>
@@ -1786,12 +2622,18 @@
         <w:t xml:space="preserve"> </w:t>
       </w:r>
       <w:r>
-        <w:t xml:space="preserve">353-8000</w:t>
+        <w:t xml:space="preserve">353</w:t>
+        <w:noBreakHyphen/>
+        <w:t xml:space="preserve">8000</w:t>
       </w:r>
     </w:p>
     <w:p>
       <w:pPr>
-        <w:pStyle w:val="SigLine"/>
+        <w:keepNext/>
+        <w:keepLines/>
+        <w:spacing w:before="0" w:after="0" w:line="276" w:lineRule="exact"/>
+        <w:ind w:left="4680" w:firstLine="0"/>
+        <w:jc w:val="left"/>
       </w:pPr>
       <w:r>
         <w:t xml:space="preserve">Peter.Raupp@Steptoe-Johnson.com</w:t>
@@ -1799,7 +2641,9 @@
     </w:p>
     <w:p>
       <w:pPr>
-        <w:pStyle w:val="SigLine"/>
+        <w:spacing w:before="0" w:after="0" w:line="276" w:lineRule="exact"/>
+        <w:ind w:left="4680" w:firstLine="0"/>
+        <w:jc w:val="left"/>
       </w:pPr>
       <w:r>
         <w:rPr>
@@ -1895,22 +2739,31 @@
     </w:p>
     <w:p>
       <w:pPr>
-        <w:pStyle w:val="CourtTitle"/>
         <w:pageBreakBefore/>
-        <w:spacing w:before="0" w:after="480" w:line="480" w:lineRule="exact"/>
+        <w:spacing w:before="0" w:after="0" w:line="480" w:lineRule="exact"/>
+        <w:ind w:left="0" w:firstLine="0"/>
+        <w:jc w:val="center"/>
       </w:pPr>
       <w:r>
         <w:t xml:space="preserve">UNITED STATES DISTRICT COURT</w:t>
       </w:r>
-      <w:r>
-        <w:br/>
-      </w:r>
+    </w:p>
+    <w:p>
+      <w:pPr>
+        <w:spacing w:before="0" w:after="0" w:line="480" w:lineRule="exact"/>
+        <w:ind w:left="0" w:firstLine="0"/>
+        <w:jc w:val="center"/>
+      </w:pPr>
       <w:r>
         <w:t xml:space="preserve">NORTHERN DISTRICT OF WEST VIRGINIA</w:t>
       </w:r>
-      <w:r>
-        <w:br/>
-      </w:r>
+    </w:p>
+    <w:p>
+      <w:pPr>
+        <w:spacing w:before="0" w:after="240" w:line="480" w:lineRule="exact"/>
+        <w:ind w:left="0" w:firstLine="0"/>
+        <w:jc w:val="center"/>
+      </w:pPr>
       <w:r>
         <w:t xml:space="preserve">CLARKSBURG DIVISION</w:t>
       </w:r>
@@ -1918,20 +2771,14 @@
     <w:tbl>
       <w:tblPr>
         <w:tblW w:w="9360" w:type="dxa"/>
-        <w:tblBorders>
-          <w:top w:val="nil"/>
-          <w:left w:val="nil"/>
-          <w:bottom w:val="nil"/>
-          <w:right w:val="nil"/>
-          <w:insideH w:val="nil"/>
-          <w:insideV w:val="nil"/>
-        </w:tblBorders>
         <w:tblLayout w:type="fixed"/>
         <w:tblCellMar>
+          <w:top w:w="0" w:type="dxa"/>
           <w:left w:w="0" w:type="dxa"/>
+          <w:bottom w:w="0" w:type="dxa"/>
           <w:right w:w="0" w:type="dxa"/>
         </w:tblCellMar>
-        <w:tblLook w:val="0000"/>
+        <w:tblLook w:val="0000" w:firstRow="0" w:lastRow="0" w:firstColumn="0" w:lastColumn="0" w:noHBand="0" w:noVBand="0"/>
       </w:tblPr>
       <w:tblGrid>
         <w:gridCol w:w="4896"/>
@@ -1940,6 +2787,7 @@
       </w:tblGrid>
       <w:tr>
         <w:trPr>
+          <w:cantSplit/>
           <w:trHeight w:val="276" w:hRule="exact"/>
         </w:trPr>
         <w:tc>
@@ -1948,10 +2796,36 @@
           </w:tcPr>
           <w:p>
             <w:pPr>
-              <w:pStyle w:val="CaptionLine"/>
-            </w:pPr>
-            <w:r>
-              <w:t xml:space="preserve">WEST VIRGINIA RIVERS COALITION and</w:t>
+              <w:spacing w:before="0" w:after="0" w:line="276" w:lineRule="exact"/>
+              <w:ind w:left="0" w:firstLine="0"/>
+              <w:jc w:val="left"/>
+            </w:pPr>
+            <w:r>
+              <w:t xml:space="preserve">WEST</w:t>
+            </w:r>
+            <w:r>
+              <w:t xml:space="preserve"> </w:t>
+            </w:r>
+            <w:r>
+              <w:t xml:space="preserve">VIRGINIA</w:t>
+            </w:r>
+            <w:r>
+              <w:t xml:space="preserve"> </w:t>
+            </w:r>
+            <w:r>
+              <w:t xml:space="preserve">RIVERS</w:t>
+            </w:r>
+            <w:r>
+              <w:t xml:space="preserve"> </w:t>
+            </w:r>
+            <w:r>
+              <w:t xml:space="preserve">COALITION</w:t>
+            </w:r>
+            <w:r>
+              <w:t xml:space="preserve"> </w:t>
+            </w:r>
+            <w:r>
+              <w:t xml:space="preserve">and</w:t>
             </w:r>
           </w:p>
         </w:tc>
@@ -1961,7 +2835,9 @@
           </w:tcPr>
           <w:p>
             <w:pPr>
-              <w:pStyle w:val="CaptionLine"/>
+              <w:spacing w:before="0" w:after="0" w:line="276" w:lineRule="exact"/>
+              <w:ind w:left="0" w:firstLine="0"/>
+              <w:jc w:val="left"/>
             </w:pPr>
             <w:r>
               <w:t xml:space="preserve">)</w:t>
@@ -1974,13 +2850,16 @@
           </w:tcPr>
           <w:p>
             <w:pPr>
-              <w:pStyle w:val="CaptionLine"/>
+              <w:spacing w:before="0" w:after="0" w:line="276" w:lineRule="exact"/>
+              <w:ind w:left="0" w:firstLine="0"/>
+              <w:jc w:val="left"/>
             </w:pPr>
           </w:p>
         </w:tc>
       </w:tr>
       <w:tr>
         <w:trPr>
+          <w:cantSplit/>
           <w:trHeight w:val="276" w:hRule="exact"/>
         </w:trPr>
         <w:tc>
@@ -1989,10 +2868,24 @@
           </w:tcPr>
           <w:p>
             <w:pPr>
-              <w:pStyle w:val="CaptionLine"/>
-            </w:pPr>
-            <w:r>
-              <w:t xml:space="preserve">WEST VIRGINIA HIGHLANDS</w:t>
+              <w:spacing w:before="0" w:after="0" w:line="276" w:lineRule="exact"/>
+              <w:ind w:left="0" w:firstLine="0"/>
+              <w:jc w:val="left"/>
+            </w:pPr>
+            <w:r>
+              <w:t xml:space="preserve">WEST</w:t>
+            </w:r>
+            <w:r>
+              <w:t xml:space="preserve"> </w:t>
+            </w:r>
+            <w:r>
+              <w:t xml:space="preserve">VIRGINIA</w:t>
+            </w:r>
+            <w:r>
+              <w:t xml:space="preserve"> </w:t>
+            </w:r>
+            <w:r>
+              <w:t xml:space="preserve">HIGHLANDS</w:t>
             </w:r>
           </w:p>
         </w:tc>
@@ -2002,7 +2895,9 @@
           </w:tcPr>
           <w:p>
             <w:pPr>
-              <w:pStyle w:val="CaptionLine"/>
+              <w:spacing w:before="0" w:after="0" w:line="276" w:lineRule="exact"/>
+              <w:ind w:left="0" w:firstLine="0"/>
+              <w:jc w:val="left"/>
             </w:pPr>
             <w:r>
               <w:t xml:space="preserve">)</w:t>
@@ -2015,13 +2910,16 @@
           </w:tcPr>
           <w:p>
             <w:pPr>
-              <w:pStyle w:val="CaptionLine"/>
+              <w:spacing w:before="0" w:after="0" w:line="276" w:lineRule="exact"/>
+              <w:ind w:left="0" w:firstLine="0"/>
+              <w:jc w:val="left"/>
             </w:pPr>
           </w:p>
         </w:tc>
       </w:tr>
       <w:tr>
         <w:trPr>
+          <w:cantSplit/>
           <w:trHeight w:val="276" w:hRule="exact"/>
         </w:trPr>
         <w:tc>
@@ -2030,7 +2928,9 @@
           </w:tcPr>
           <w:p>
             <w:pPr>
-              <w:pStyle w:val="CaptionLine"/>
+              <w:spacing w:before="0" w:after="0" w:line="276" w:lineRule="exact"/>
+              <w:ind w:left="0" w:firstLine="0"/>
+              <w:jc w:val="left"/>
             </w:pPr>
             <w:r>
               <w:t xml:space="preserve">CONSERVANCY,</w:t>
@@ -2043,7 +2943,9 @@
           </w:tcPr>
           <w:p>
             <w:pPr>
-              <w:pStyle w:val="CaptionLine"/>
+              <w:spacing w:before="0" w:after="0" w:line="276" w:lineRule="exact"/>
+              <w:ind w:left="0" w:firstLine="0"/>
+              <w:jc w:val="left"/>
             </w:pPr>
             <w:r>
               <w:t xml:space="preserve">)</w:t>
@@ -2056,13 +2958,16 @@
           </w:tcPr>
           <w:p>
             <w:pPr>
-              <w:pStyle w:val="CaptionLine"/>
+              <w:spacing w:before="0" w:after="0" w:line="276" w:lineRule="exact"/>
+              <w:ind w:left="0" w:firstLine="0"/>
+              <w:jc w:val="left"/>
             </w:pPr>
           </w:p>
         </w:tc>
       </w:tr>
       <w:tr>
         <w:trPr>
+          <w:cantSplit/>
           <w:trHeight w:val="276" w:hRule="exact"/>
         </w:trPr>
         <w:tc>
@@ -2071,11 +2976,10 @@
           </w:tcPr>
           <w:p>
             <w:pPr>
-              <w:pStyle w:val="CaptionLine"/>
-            </w:pPr>
-            <w:r>
-              <w:t xml:space="preserve"/>
-            </w:r>
+              <w:spacing w:before="0" w:after="0" w:line="276" w:lineRule="exact"/>
+              <w:ind w:left="0" w:firstLine="0"/>
+              <w:jc w:val="left"/>
+            </w:pPr>
           </w:p>
         </w:tc>
         <w:tc>
@@ -2084,7 +2988,9 @@
           </w:tcPr>
           <w:p>
             <w:pPr>
-              <w:pStyle w:val="CaptionLine"/>
+              <w:spacing w:before="0" w:after="0" w:line="276" w:lineRule="exact"/>
+              <w:ind w:left="0" w:firstLine="0"/>
+              <w:jc w:val="left"/>
             </w:pPr>
             <w:r>
               <w:t xml:space="preserve">)</w:t>
@@ -2097,13 +3003,16 @@
           </w:tcPr>
           <w:p>
             <w:pPr>
-              <w:pStyle w:val="CaptionLine"/>
+              <w:spacing w:before="0" w:after="0" w:line="276" w:lineRule="exact"/>
+              <w:ind w:left="0" w:firstLine="0"/>
+              <w:jc w:val="left"/>
             </w:pPr>
           </w:p>
         </w:tc>
       </w:tr>
       <w:tr>
         <w:trPr>
+          <w:cantSplit/>
           <w:trHeight w:val="276" w:hRule="exact"/>
         </w:trPr>
         <w:tc>
@@ -2112,8 +3021,9 @@
           </w:tcPr>
           <w:p>
             <w:pPr>
-              <w:pStyle w:val="CaptionLine"/>
+              <w:spacing w:before="0" w:after="0" w:line="276" w:lineRule="exact"/>
               <w:ind w:left="2160" w:firstLine="0"/>
+              <w:jc w:val="left"/>
             </w:pPr>
             <w:r>
               <w:t xml:space="preserve">Plaintiffs,</w:t>
@@ -2126,7 +3036,9 @@
           </w:tcPr>
           <w:p>
             <w:pPr>
-              <w:pStyle w:val="CaptionLine"/>
+              <w:spacing w:before="0" w:after="0" w:line="276" w:lineRule="exact"/>
+              <w:ind w:left="0" w:firstLine="0"/>
+              <w:jc w:val="left"/>
             </w:pPr>
             <w:r>
               <w:t xml:space="preserve">)</w:t>
@@ -2139,13 +3051,16 @@
           </w:tcPr>
           <w:p>
             <w:pPr>
-              <w:pStyle w:val="CaptionLine"/>
+              <w:spacing w:before="0" w:after="0" w:line="276" w:lineRule="exact"/>
+              <w:ind w:left="0" w:firstLine="0"/>
+              <w:jc w:val="left"/>
             </w:pPr>
           </w:p>
         </w:tc>
       </w:tr>
       <w:tr>
         <w:trPr>
+          <w:cantSplit/>
           <w:trHeight w:val="276" w:hRule="exact"/>
         </w:trPr>
         <w:tc>
@@ -2154,11 +3069,10 @@
           </w:tcPr>
           <w:p>
             <w:pPr>
-              <w:pStyle w:val="CaptionLine"/>
-            </w:pPr>
-            <w:r>
-              <w:t xml:space="preserve"/>
-            </w:r>
+              <w:spacing w:before="0" w:after="0" w:line="276" w:lineRule="exact"/>
+              <w:ind w:left="0" w:firstLine="0"/>
+              <w:jc w:val="left"/>
+            </w:pPr>
           </w:p>
         </w:tc>
         <w:tc>
@@ -2167,7 +3081,9 @@
           </w:tcPr>
           <w:p>
             <w:pPr>
-              <w:pStyle w:val="CaptionLine"/>
+              <w:spacing w:before="0" w:after="0" w:line="276" w:lineRule="exact"/>
+              <w:ind w:left="0" w:firstLine="0"/>
+              <w:jc w:val="left"/>
             </w:pPr>
             <w:r>
               <w:t xml:space="preserve">)</w:t>
@@ -2180,16 +3096,21 @@
           </w:tcPr>
           <w:p>
             <w:pPr>
-              <w:pStyle w:val="CaptionLine"/>
-            </w:pPr>
-            <w:r>
-              <w:t xml:space="preserve">No. 1:26-cv-00046-TSK</w:t>
+              <w:spacing w:before="0" w:after="0" w:line="276" w:lineRule="exact"/>
+              <w:ind w:left="0" w:firstLine="0"/>
+              <w:jc w:val="left"/>
+            </w:pPr>
+            <w:r>
+              <w:t xml:space="preserve">No. 1:26-cv</w:t>
+              <w:noBreakHyphen/>
+              <w:t xml:space="preserve">00046-TSK</w:t>
             </w:r>
           </w:p>
         </w:tc>
       </w:tr>
       <w:tr>
         <w:trPr>
+          <w:cantSplit/>
           <w:trHeight w:val="276" w:hRule="exact"/>
         </w:trPr>
         <w:tc>
@@ -2198,7 +3119,9 @@
           </w:tcPr>
           <w:p>
             <w:pPr>
-              <w:pStyle w:val="CaptionLine"/>
+              <w:spacing w:before="0" w:after="0" w:line="276" w:lineRule="exact"/>
+              <w:ind w:left="0" w:firstLine="0"/>
+              <w:jc w:val="left"/>
             </w:pPr>
             <w:r>
               <w:t xml:space="preserve">v.</w:t>
@@ -2211,7 +3134,9 @@
           </w:tcPr>
           <w:p>
             <w:pPr>
-              <w:pStyle w:val="CaptionLine"/>
+              <w:spacing w:before="0" w:after="0" w:line="276" w:lineRule="exact"/>
+              <w:ind w:left="0" w:firstLine="0"/>
+              <w:jc w:val="left"/>
             </w:pPr>
             <w:r>
               <w:t xml:space="preserve">)</w:t>
@@ -2224,13 +3149,16 @@
           </w:tcPr>
           <w:p>
             <w:pPr>
-              <w:pStyle w:val="CaptionLine"/>
+              <w:spacing w:before="0" w:after="0" w:line="276" w:lineRule="exact"/>
+              <w:ind w:left="0" w:firstLine="0"/>
+              <w:jc w:val="left"/>
             </w:pPr>
           </w:p>
         </w:tc>
       </w:tr>
       <w:tr>
         <w:trPr>
+          <w:cantSplit/>
           <w:trHeight w:val="276" w:hRule="exact"/>
         </w:trPr>
         <w:tc>
@@ -2239,11 +3167,10 @@
           </w:tcPr>
           <w:p>
             <w:pPr>
-              <w:pStyle w:val="CaptionLine"/>
-            </w:pPr>
-            <w:r>
-              <w:t xml:space="preserve"/>
-            </w:r>
+              <w:spacing w:before="0" w:after="0" w:line="276" w:lineRule="exact"/>
+              <w:ind w:left="0" w:firstLine="0"/>
+              <w:jc w:val="left"/>
+            </w:pPr>
           </w:p>
         </w:tc>
         <w:tc>
@@ -2252,7 +3179,9 @@
           </w:tcPr>
           <w:p>
             <w:pPr>
-              <w:pStyle w:val="CaptionLine"/>
+              <w:spacing w:before="0" w:after="0" w:line="276" w:lineRule="exact"/>
+              <w:ind w:left="0" w:firstLine="0"/>
+              <w:jc w:val="left"/>
             </w:pPr>
             <w:r>
               <w:t xml:space="preserve">)</w:t>
@@ -2265,13 +3194,16 @@
           </w:tcPr>
           <w:p>
             <w:pPr>
-              <w:pStyle w:val="CaptionLine"/>
+              <w:spacing w:before="0" w:after="0" w:line="276" w:lineRule="exact"/>
+              <w:ind w:left="0" w:firstLine="0"/>
+              <w:jc w:val="left"/>
             </w:pPr>
           </w:p>
         </w:tc>
       </w:tr>
       <w:tr>
         <w:trPr>
+          <w:cantSplit/>
           <w:trHeight w:val="276" w:hRule="exact"/>
         </w:trPr>
         <w:tc>
@@ -2280,10 +3212,30 @@
           </w:tcPr>
           <w:p>
             <w:pPr>
-              <w:pStyle w:val="CaptionLine"/>
-            </w:pPr>
-            <w:r>
-              <w:t xml:space="preserve">AMSTED GRAPHITE MATERIALS LLC,</w:t>
+              <w:spacing w:before="0" w:after="0" w:line="276" w:lineRule="exact"/>
+              <w:ind w:left="0" w:firstLine="0"/>
+              <w:jc w:val="left"/>
+            </w:pPr>
+            <w:r>
+              <w:t xml:space="preserve">AMSTED</w:t>
+            </w:r>
+            <w:r>
+              <w:t xml:space="preserve"> </w:t>
+            </w:r>
+            <w:r>
+              <w:t xml:space="preserve">GRAPHITE</w:t>
+            </w:r>
+            <w:r>
+              <w:t xml:space="preserve"> </w:t>
+            </w:r>
+            <w:r>
+              <w:t xml:space="preserve">MATERIALS</w:t>
+            </w:r>
+            <w:r>
+              <w:t xml:space="preserve"> </w:t>
+            </w:r>
+            <w:r>
+              <w:t xml:space="preserve">LLC,</w:t>
             </w:r>
           </w:p>
         </w:tc>
@@ -2293,7 +3245,9 @@
           </w:tcPr>
           <w:p>
             <w:pPr>
-              <w:pStyle w:val="CaptionLine"/>
+              <w:spacing w:before="0" w:after="0" w:line="276" w:lineRule="exact"/>
+              <w:ind w:left="0" w:firstLine="0"/>
+              <w:jc w:val="left"/>
             </w:pPr>
             <w:r>
               <w:t xml:space="preserve">)</w:t>
@@ -2306,13 +3260,16 @@
           </w:tcPr>
           <w:p>
             <w:pPr>
-              <w:pStyle w:val="CaptionLine"/>
+              <w:spacing w:before="0" w:after="0" w:line="276" w:lineRule="exact"/>
+              <w:ind w:left="0" w:firstLine="0"/>
+              <w:jc w:val="left"/>
             </w:pPr>
           </w:p>
         </w:tc>
       </w:tr>
       <w:tr>
         <w:trPr>
+          <w:cantSplit/>
           <w:trHeight w:val="276" w:hRule="exact"/>
         </w:trPr>
         <w:tc>
@@ -2321,11 +3278,10 @@
           </w:tcPr>
           <w:p>
             <w:pPr>
-              <w:pStyle w:val="CaptionLine"/>
-            </w:pPr>
-            <w:r>
-              <w:t xml:space="preserve"/>
-            </w:r>
+              <w:spacing w:before="0" w:after="0" w:line="276" w:lineRule="exact"/>
+              <w:ind w:left="0" w:firstLine="0"/>
+              <w:jc w:val="left"/>
+            </w:pPr>
           </w:p>
         </w:tc>
         <w:tc>
@@ -2334,7 +3290,9 @@
           </w:tcPr>
           <w:p>
             <w:pPr>
-              <w:pStyle w:val="CaptionLine"/>
+              <w:spacing w:before="0" w:after="0" w:line="276" w:lineRule="exact"/>
+              <w:ind w:left="0" w:firstLine="0"/>
+              <w:jc w:val="left"/>
             </w:pPr>
             <w:r>
               <w:t xml:space="preserve">)</w:t>
@@ -2347,13 +3305,16 @@
           </w:tcPr>
           <w:p>
             <w:pPr>
-              <w:pStyle w:val="CaptionLine"/>
+              <w:spacing w:before="0" w:after="0" w:line="276" w:lineRule="exact"/>
+              <w:ind w:left="0" w:firstLine="0"/>
+              <w:jc w:val="left"/>
             </w:pPr>
           </w:p>
         </w:tc>
       </w:tr>
       <w:tr>
         <w:trPr>
+          <w:cantSplit/>
           <w:trHeight w:val="276" w:hRule="exact"/>
         </w:trPr>
         <w:tc>
@@ -2362,8 +3323,9 @@
           </w:tcPr>
           <w:p>
             <w:pPr>
-              <w:pStyle w:val="CaptionLine"/>
+              <w:spacing w:before="0" w:after="0" w:line="276" w:lineRule="exact"/>
               <w:ind w:left="2160" w:firstLine="0"/>
+              <w:jc w:val="left"/>
             </w:pPr>
             <w:r>
               <w:t xml:space="preserve">Defendant.</w:t>
@@ -2376,7 +3338,9 @@
           </w:tcPr>
           <w:p>
             <w:pPr>
-              <w:pStyle w:val="CaptionLine"/>
+              <w:spacing w:before="0" w:after="0" w:line="276" w:lineRule="exact"/>
+              <w:ind w:left="0" w:firstLine="0"/>
+              <w:jc w:val="left"/>
             </w:pPr>
             <w:r>
               <w:t xml:space="preserve">)</w:t>
@@ -2389,7 +3353,9 @@
           </w:tcPr>
           <w:p>
             <w:pPr>
-              <w:pStyle w:val="CaptionLine"/>
+              <w:spacing w:before="0" w:after="0" w:line="276" w:lineRule="exact"/>
+              <w:ind w:left="0" w:firstLine="0"/>
+              <w:jc w:val="left"/>
             </w:pPr>
           </w:p>
         </w:tc>
@@ -2397,23 +3363,35 @@
     </w:tbl>
     <w:p>
       <w:pPr>
-        <w:pStyle w:val="DocTitle"/>
-      </w:pPr>
-      <w:r>
+        <w:keepNext/>
+        <w:keepLines/>
+        <w:spacing w:before="240" w:after="0" w:line="480" w:lineRule="exact"/>
+        <w:ind w:left="0" w:firstLine="0"/>
+        <w:jc w:val="center"/>
+      </w:pPr>
+      <w:r>
+        <w:rPr>
+          <w:b/>
+          <w:bCs/>
+        </w:rPr>
         <w:t xml:space="preserve">CERTIFICATE OF SERVICE</w:t>
       </w:r>
     </w:p>
     <w:p>
       <w:pPr>
-        <w:pStyle w:val="BodyText"/>
-      </w:pPr>
-      <w:r>
-        <w:t xml:space="preserve">I hereby certify that on August 5, 2026, I electronically filed the foregoing with the Clerk of the District Court using the CM/ECF system, which will send notification of such filing electronically to the following counsel of record, who are served by that means:</w:t>
+        <w:spacing w:before="0" w:after="0" w:line="480" w:lineRule="exact"/>
+        <w:ind w:left="0" w:firstLine="720"/>
+        <w:jc w:val="left"/>
+      </w:pPr>
+      <w:r>
+        <w:t xml:space="preserve">I hereby certify that on August 5, 2026, I electronically filed the foregoing with the Clerk of the District Court using the CM/​ECF system, which will send notification of such filing electronically to the following counsel of record, who are served by that means:</w:t>
       </w:r>
     </w:p>
     <w:p>
       <w:pPr>
-        <w:pStyle w:val="Served"/>
+        <w:spacing w:before="276" w:after="0" w:line="276" w:lineRule="exact"/>
+        <w:ind w:left="720" w:firstLine="0"/>
+        <w:jc w:val="left"/>
       </w:pPr>
       <w:r>
         <w:t xml:space="preserve">Counsel</w:t>
@@ -2499,16 +3477,30 @@
     </w:p>
     <w:p>
       <w:pPr>
-        <w:pStyle w:val="SigLine"/>
-        <w:spacing w:before="480" w:after="120" w:line="240" w:lineRule="auto"/>
-      </w:pPr>
-      <w:r>
-        <w:t xml:space="preserve">s/ Peter Raupp</w:t>
+        <w:keepNext/>
+        <w:keepLines/>
+        <w:spacing w:before="480" w:after="0" w:line="276" w:lineRule="exact"/>
+        <w:ind w:left="4680" w:firstLine="0"/>
+        <w:jc w:val="left"/>
+      </w:pPr>
+      <w:r>
+        <w:t xml:space="preserve">s/ </w:t>
+      </w:r>
+      <w:r>
+        <w:t xml:space="preserve">Peter</w:t>
+      </w:r>
+      <w:r>
+        <w:t xml:space="preserve"> </w:t>
+      </w:r>
+      <w:r>
+        <w:t xml:space="preserve">Raupp</w:t>
       </w:r>
     </w:p>
     <w:p>
       <w:pPr>
-        <w:pStyle w:val="SigLine"/>
+        <w:spacing w:before="276" w:after="0" w:line="276" w:lineRule="exact"/>
+        <w:ind w:left="4680" w:firstLine="0"/>
+        <w:jc w:val="left"/>
       </w:pPr>
       <w:r>
         <w:rPr>
@@ -2547,9 +3539,9 @@
       </w:r>
     </w:p>
     <w:sectPr>
-      <w:footerReference w:type="default" r:id="rId100"/>
+      <w:footerReference w:type="default" r:id="rIdFooter1"/>
       <w:pgSz w:w="12240" w:h="15840"/>
-      <w:pgMar w:top="1440" w:right="1440" w:bottom="1440" w:left="1440" w:header="720" w:footer="720" w:gutter="0"/>
+      <w:pgMar w:top="1440" w:right="1440" w:bottom="1440" w:left="1440" w:header="720" w:footer="735" w:gutter="0"/>
     </w:sectPr>
   </w:body>
 </w:document>
@@ -2563,38 +3555,22 @@
 <w:ftr xmlns:w="http://schemas.openxmlformats.org/wordprocessingml/2006/main" xmlns:r="http://schemas.openxmlformats.org/officeDocument/2006/relationships">
   <w:p>
     <w:pPr>
-      <w:spacing w:before="0" w:after="0" w:line="240" w:lineRule="auto"/>
-      <w:ind w:firstLine="0"/>
+      <w:spacing w:before="0" w:after="0" w:line="276" w:lineRule="exact"/>
       <w:jc w:val="center"/>
     </w:pPr>
     <w:r>
-      <w:rPr>
-        <w:sz w:val="24"/>
-      </w:rPr>
       <w:fldChar w:fldCharType="begin"/>
     </w:r>
     <w:r>
-      <w:rPr>
-        <w:sz w:val="24"/>
-      </w:rPr>
       <w:instrText xml:space="preserve"> PAGE </w:instrText>
     </w:r>
     <w:r>
-      <w:rPr>
-        <w:sz w:val="24"/>
-      </w:rPr>
       <w:fldChar w:fldCharType="separate"/>
     </w:r>
     <w:r>
-      <w:rPr>
-        <w:sz w:val="24"/>
-      </w:rPr>
       <w:t>1</w:t>
     </w:r>
     <w:r>
-      <w:rPr>
-        <w:sz w:val="24"/>
-      </w:rPr>
       <w:fldChar w:fldCharType="end"/>
     </w:r>
   </w:p>
@@ -2617,7 +3593,7 @@
       </w:r>
     </w:p>
   </w:footnote>
-  <w:footnote w:id="110">
+  <w:footnote w:id="9">
     <w:p>
       <w:pPr>
         <w:pStyle w:val="FootnoteText"/>
@@ -2638,7 +3614,7 @@
         <w:t xml:space="preserve">“WVDEP”</w:t>
       </w:r>
       <w:r>
-        <w:t xml:space="preserve">). Compl. ¶ 28. The Consent Order was signed on January 24, 2024, and became effective on March 13, 2024, after the expiration of the required public comment period. It is specifically referenced to in the Complaint and integral to Plaintiffs’ claims and can be considered by this Court. See</w:t>
+        <w:t xml:space="preserve">). Compl. ¶ 28. The Consent Order was signed on January 24, 2024, and became effective on March 13, 2024, after the expiration of the required public comment period. It is specifically referenced to in the Complaint and integral to Plaintiffs’ claims and can be considered by this Court. See</w:t>
       </w:r>
       <w:r>
         <w:t xml:space="preserve"> </w:t>
@@ -2655,7 +3631,7 @@
       </w:r>
     </w:p>
   </w:footnote>
-  <w:footnote w:id="111">
+  <w:footnote w:id="10">
     <w:p>
       <w:pPr>
         <w:pStyle w:val="FootnoteText"/>
@@ -2680,7 +3656,7 @@
           <w:i/>
           <w:iCs/>
         </w:rPr>
-        <w:t xml:space="preserve">S. River Watershed All., Inc. v. DeKalb Cnty.</w:t>
+        <w:t xml:space="preserve">S. River Watershed All., Inc. v. DeKalb Cnty.</w:t>
       </w:r>
       <w:r>
         <w:t xml:space="preserve">, 484 F. Supp. 3d 1353, 1365 (N.D. Ga. 2020), aff’d, 69 F.4th 809 (11th Cir. 2023);</w:t>
@@ -2719,14 +3695,14 @@
           <w:i/>
           <w:iCs/>
         </w:rPr>
-        <w:t xml:space="preserve">Cmty. Ass’n for Restoration of the Env’t, Inc. v. George &amp; Margaret LLC</w:t>
+        <w:t xml:space="preserve">Cmty. Ass’n for Restoration of the Env’t, Inc. v. George &amp; Margaret LLC</w:t>
       </w:r>
       <w:r>
         <w:t xml:space="preserve">, 954 F. Supp. 2d 1151, 1159 (E.D. Wash. 2013).</w:t>
       </w:r>
     </w:p>
   </w:footnote>
-  <w:footnote w:id="112">
+  <w:footnote w:id="11">
     <w:p>
       <w:pPr>
         <w:pStyle w:val="FootnoteText"/>
@@ -2837,19 +3813,48 @@
   <w:docDefaults>
     <w:rPrDefault>
       <w:rPr>
-        <w:rFonts w:ascii="Liberation Serif" w:eastAsia="Liberation Serif" w:hAnsi="Liberation Serif" w:cs="Liberation Serif"/>
+        <w:rFonts w:ascii="Times New Roman" w:hAnsi="Times New Roman" w:eastAsia="Times New Roman" w:cs="Times New Roman"/>
         <w:sz w:val="24"/>
         <w:szCs w:val="24"/>
-        <w:lang w:val="en-US" w:eastAsia="en-US" w:bidi="ar-SA"/>
+        <w:lang w:val="en-US" w:eastAsia="zh-CN" w:bidi="ar-SA"/>
       </w:rPr>
     </w:rPrDefault>
     <w:pPrDefault>
       <w:pPr>
-        <w:spacing w:after="0" w:line="240" w:lineRule="auto"/>
+        <w:widowControl/>
+        <w:spacing w:after="0"/>
       </w:pPr>
     </w:pPrDefault>
   </w:docDefaults>
   <w:latentStyles w:defLockedState="0" w:defUIPriority="0" w:defSemiHidden="0" w:defUnhideWhenUsed="0" w:defQFormat="0" w:count="276"/>
+  <w:style w:type="paragraph" w:default="1" w:styleId="Normal">
+    <w:name w:val="Normal"/>
+    <w:qFormat/>
+  </w:style>
+  <w:style w:type="paragraph" w:styleId="BodyText">
+    <w:name w:val="Body Text"/>
+    <w:basedOn w:val="Normal"/>
+    <w:link w:val="BodyTextChar"/>
+    <w:qFormat/>
+    <w:pPr>
+      <w:spacing w:before="0" w:after="0" w:line="480" w:lineRule="exact"/>
+      <w:ind w:firstLine="720"/>
+    </w:pPr>
+  </w:style>
+  <w:style w:type="paragraph" w:customStyle="1" w:styleId="FirstParagraph">
+    <w:name w:val="First Paragraph"/>
+    <w:basedOn w:val="BodyText"/>
+    <w:next w:val="BodyText"/>
+    <w:qFormat/>
+  </w:style>
+  <w:style w:type="paragraph" w:customStyle="1" w:styleId="Compact">
+    <w:name w:val="Compact"/>
+    <w:basedOn w:val="BodyText"/>
+    <w:qFormat/>
+    <w:pPr>
+      <w:spacing w:before="36" w:after="36"/>
+    </w:pPr>
+  </w:style>
   <w:style w:type="paragraph" w:styleId="Title">
     <w:name w:val="Title"/>
     <w:basedOn w:val="Normal"/>
@@ -2864,7 +3869,7 @@
       <w:jc w:val="center"/>
     </w:pPr>
     <w:rPr>
-      <w:rFonts w:cstheme="majorBidi"/>
+      <w:rFonts w:asciiTheme="majorHAnsi" w:eastAsiaTheme="majorEastAsia" w:hAnsiTheme="majorHAnsi" w:cstheme="majorBidi"/>
       <w:sz w:val="56"/>
       <w:szCs w:val="56"/>
     </w:rPr>
@@ -2876,7 +3881,7 @@
     <w:uiPriority w:val="10"/>
     <w:rsid w:val="00A10FD9"/>
     <w:rPr>
-      <w:rFonts w:cstheme="majorBidi"/>
+      <w:rFonts w:asciiTheme="majorHAnsi" w:eastAsiaTheme="majorEastAsia" w:hAnsiTheme="majorHAnsi" w:cstheme="majorBidi"/>
       <w:sz w:val="56"/>
       <w:szCs w:val="56"/>
     </w:rPr>
@@ -2895,7 +3900,7 @@
       </w:numPr>
     </w:pPr>
     <w:rPr>
-      <w:rFonts w:cstheme="majorBidi"/>
+      <w:rFonts w:eastAsiaTheme="majorEastAsia" w:cstheme="majorBidi"/>
       <w:spacing w:val="15"/>
       <w:sz w:val="28"/>
       <w:szCs w:val="28"/>
@@ -2908,7 +3913,7 @@
     <w:uiPriority w:val="11"/>
     <w:rsid w:val="00A10FD9"/>
     <w:rPr>
-      <w:rFonts w:cstheme="majorBidi"/>
+      <w:rFonts w:eastAsiaTheme="majorEastAsia" w:cstheme="majorBidi"/>
       <w:color w:val="595959" w:themeColor="text1" w:themeTint="A6"/>
       <w:spacing w:val="15"/>
       <w:sz w:val="28"/>
@@ -2982,6 +3987,111 @@
     <w:qFormat/>
     <w:pPr/>
     <w:rPr/>
+  </w:style>
+  <w:style w:type="paragraph" w:styleId="Heading1">
+    <w:name w:val="heading 1"/>
+    <w:basedOn w:val="Normal"/>
+    <w:next w:val="BodyText"/>
+    <w:link w:val="Heading1Char"/>
+    <w:uiPriority w:val="9"/>
+    <w:qFormat/>
+    <w:rsid w:val="00A10FD9"/>
+    <w:pPr>
+      <w:keepNext/>
+      <w:keepLines/>
+      <w:spacing w:before="0" w:after="0" w:line="480" w:lineRule="exact"/>
+      <w:ind w:firstLine="0"/>
+      <w:jc w:val="center"/>
+      <w:outlineLvl w:val="0"/>
+    </w:pPr>
+    <w:rPr>
+      <w:rFonts w:ascii="Times New Roman" w:hAnsi="Times New Roman" w:eastAsia="Times New Roman" w:cs="Times New Roman"/>
+      <w:b/>
+      <w:bCs/>
+      <w:caps/>
+      <w:color w:val="000000"/>
+      <w:sz w:val="24"/>
+      <w:szCs w:val="24"/>
+    </w:rPr>
+  </w:style>
+  <w:style w:type="paragraph" w:styleId="Heading2">
+    <w:name w:val="heading 2"/>
+    <w:basedOn w:val="Normal"/>
+    <w:next w:val="BodyText"/>
+    <w:link w:val="Heading2Char"/>
+    <w:uiPriority w:val="9"/>
+    <w:semiHidden/>
+    <w:unhideWhenUsed/>
+    <w:qFormat/>
+    <w:rsid w:val="00A10FD9"/>
+    <w:pPr>
+      <w:keepNext/>
+      <w:keepLines/>
+      <w:spacing w:before="0" w:after="0" w:line="480" w:lineRule="exact"/>
+      <w:ind w:firstLine="0"/>
+      <w:outlineLvl w:val="1"/>
+    </w:pPr>
+    <w:rPr>
+      <w:rFonts w:ascii="Times New Roman" w:hAnsi="Times New Roman" w:eastAsia="Times New Roman" w:cs="Times New Roman"/>
+      <w:b/>
+      <w:bCs/>
+      <w:color w:val="000000"/>
+      <w:sz w:val="24"/>
+      <w:szCs w:val="24"/>
+    </w:rPr>
+  </w:style>
+  <w:style w:type="paragraph" w:styleId="Heading3">
+    <w:name w:val="heading 3"/>
+    <w:basedOn w:val="Normal"/>
+    <w:next w:val="BodyText"/>
+    <w:link w:val="Heading3Char"/>
+    <w:uiPriority w:val="9"/>
+    <w:semiHidden/>
+    <w:unhideWhenUsed/>
+    <w:qFormat/>
+    <w:rsid w:val="00A10FD9"/>
+    <w:pPr>
+      <w:keepNext/>
+      <w:keepLines/>
+      <w:spacing w:before="0" w:after="0" w:line="480" w:lineRule="exact"/>
+      <w:ind w:firstLine="0"/>
+      <w:outlineLvl w:val="2"/>
+    </w:pPr>
+    <w:rPr>
+      <w:rFonts w:ascii="Times New Roman" w:hAnsi="Times New Roman" w:eastAsia="Times New Roman" w:cs="Times New Roman"/>
+      <w:b/>
+      <w:bCs/>
+      <w:color w:val="000000"/>
+      <w:sz w:val="24"/>
+      <w:szCs w:val="24"/>
+    </w:rPr>
+  </w:style>
+  <w:style w:type="paragraph" w:styleId="Heading4">
+    <w:name w:val="heading 4"/>
+    <w:basedOn w:val="Normal"/>
+    <w:next w:val="BodyText"/>
+    <w:link w:val="Heading4Char"/>
+    <w:uiPriority w:val="9"/>
+    <w:semiHidden/>
+    <w:unhideWhenUsed/>
+    <w:qFormat/>
+    <w:rsid w:val="00A10FD9"/>
+    <w:pPr>
+      <w:keepNext/>
+      <w:keepLines/>
+      <w:spacing w:before="0" w:after="0" w:line="480" w:lineRule="exact"/>
+      <w:ind w:firstLine="0"/>
+      <w:outlineLvl w:val="3"/>
+    </w:pPr>
+    <w:rPr>
+      <w:rFonts w:ascii="Times New Roman" w:hAnsi="Times New Roman" w:eastAsia="Times New Roman" w:cs="Times New Roman"/>
+      <w:b/>
+      <w:bCs/>
+      <w:i/>
+      <w:color w:val="000000"/>
+      <w:sz w:val="24"/>
+      <w:szCs w:val="24"/>
+    </w:rPr>
   </w:style>
   <w:style w:type="paragraph" w:styleId="Heading5">
     <w:name w:val="heading 5"/>
@@ -2996,12 +4106,18 @@
     <w:pPr>
       <w:keepNext/>
       <w:keepLines/>
-      <w:spacing w:before="80" w:after="40"/>
+      <w:spacing w:before="0" w:after="0" w:line="480" w:lineRule="exact"/>
+      <w:ind w:firstLine="0"/>
       <w:outlineLvl w:val="4"/>
     </w:pPr>
     <w:rPr>
-      <w:rFonts w:cstheme="majorBidi"/>
-      <w:color w:val="0F4761" w:themeColor="accent1" w:themeShade="BF"/>
+      <w:rFonts w:ascii="Times New Roman" w:hAnsi="Times New Roman" w:eastAsia="Times New Roman" w:cs="Times New Roman"/>
+      <w:b/>
+      <w:bCs/>
+      <w:i/>
+      <w:color w:val="000000"/>
+      <w:sz w:val="24"/>
+      <w:szCs w:val="24"/>
     </w:rPr>
   </w:style>
   <w:style w:type="paragraph" w:styleId="Heading6">
@@ -3021,7 +4137,7 @@
       <w:outlineLvl w:val="5"/>
     </w:pPr>
     <w:rPr>
-      <w:rFonts w:cstheme="majorBidi"/>
+      <w:rFonts w:eastAsiaTheme="majorEastAsia" w:cstheme="majorBidi"/>
       <w:i/>
       <w:iCs/>
       <w:color w:val="595959" w:themeColor="text1" w:themeTint="A6"/>
@@ -3044,7 +4160,7 @@
       <w:outlineLvl w:val="6"/>
     </w:pPr>
     <w:rPr>
-      <w:rFonts w:cstheme="majorBidi"/>
+      <w:rFonts w:eastAsiaTheme="majorEastAsia" w:cstheme="majorBidi"/>
       <w:color w:val="595959" w:themeColor="text1" w:themeTint="A6"/>
     </w:rPr>
   </w:style>
@@ -3065,7 +4181,7 @@
       <w:outlineLvl w:val="7"/>
     </w:pPr>
     <w:rPr>
-      <w:rFonts w:cstheme="majorBidi"/>
+      <w:rFonts w:eastAsiaTheme="majorEastAsia" w:cstheme="majorBidi"/>
       <w:i/>
       <w:iCs/>
       <w:color w:val="272727" w:themeColor="text1" w:themeTint="D8"/>
@@ -3088,7 +4204,7 @@
       <w:outlineLvl w:val="8"/>
     </w:pPr>
     <w:rPr>
-      <w:rFonts w:cstheme="majorBidi"/>
+      <w:rFonts w:eastAsiaTheme="majorEastAsia" w:cstheme="majorBidi"/>
       <w:color w:val="272727" w:themeColor="text1" w:themeTint="D8"/>
     </w:rPr>
   </w:style>
@@ -3099,7 +4215,7 @@
     <w:uiPriority w:val="9"/>
     <w:rsid w:val="00A10FD9"/>
     <w:rPr>
-      <w:rFonts w:cstheme="majorBidi"/>
+      <w:rFonts w:asciiTheme="majorHAnsi" w:eastAsiaTheme="majorEastAsia" w:hAnsiTheme="majorHAnsi" w:cstheme="majorBidi"/>
       <w:color w:val="0F4761" w:themeColor="accent1" w:themeShade="BF"/>
       <w:sz w:val="40"/>
       <w:szCs w:val="40"/>
@@ -3113,7 +4229,7 @@
     <w:semiHidden/>
     <w:rsid w:val="00A10FD9"/>
     <w:rPr>
-      <w:rFonts w:cstheme="majorBidi"/>
+      <w:rFonts w:asciiTheme="majorHAnsi" w:eastAsiaTheme="majorEastAsia" w:hAnsiTheme="majorHAnsi" w:cstheme="majorBidi"/>
       <w:color w:val="0F4761" w:themeColor="accent1" w:themeShade="BF"/>
       <w:sz w:val="32"/>
       <w:szCs w:val="32"/>
@@ -3127,7 +4243,7 @@
     <w:semiHidden/>
     <w:rsid w:val="00A10FD9"/>
     <w:rPr>
-      <w:rFonts w:cstheme="majorBidi"/>
+      <w:rFonts w:eastAsiaTheme="majorEastAsia" w:cstheme="majorBidi"/>
       <w:color w:val="0F4761" w:themeColor="accent1" w:themeShade="BF"/>
       <w:sz w:val="28"/>
       <w:szCs w:val="28"/>
@@ -3141,7 +4257,7 @@
     <w:semiHidden/>
     <w:rsid w:val="00A10FD9"/>
     <w:rPr>
-      <w:rFonts w:cstheme="majorBidi"/>
+      <w:rFonts w:eastAsiaTheme="majorEastAsia" w:cstheme="majorBidi"/>
       <w:i/>
       <w:iCs/>
       <w:color w:val="0F4761" w:themeColor="accent1" w:themeShade="BF"/>
@@ -3155,7 +4271,7 @@
     <w:semiHidden/>
     <w:rsid w:val="00A10FD9"/>
     <w:rPr>
-      <w:rFonts w:cstheme="majorBidi"/>
+      <w:rFonts w:eastAsiaTheme="majorEastAsia" w:cstheme="majorBidi"/>
       <w:color w:val="0F4761" w:themeColor="accent1" w:themeShade="BF"/>
     </w:rPr>
   </w:style>
@@ -3167,7 +4283,7 @@
     <w:semiHidden/>
     <w:rsid w:val="00A10FD9"/>
     <w:rPr>
-      <w:rFonts w:cstheme="majorBidi"/>
+      <w:rFonts w:eastAsiaTheme="majorEastAsia" w:cstheme="majorBidi"/>
       <w:i/>
       <w:iCs/>
       <w:color w:val="595959" w:themeColor="text1" w:themeTint="A6"/>
@@ -3181,7 +4297,7 @@
     <w:semiHidden/>
     <w:rsid w:val="00A10FD9"/>
     <w:rPr>
-      <w:rFonts w:cstheme="majorBidi"/>
+      <w:rFonts w:eastAsiaTheme="majorEastAsia" w:cstheme="majorBidi"/>
       <w:color w:val="595959" w:themeColor="text1" w:themeTint="A6"/>
     </w:rPr>
   </w:style>
@@ -3193,7 +4309,7 @@
     <w:semiHidden/>
     <w:rsid w:val="00A10FD9"/>
     <w:rPr>
-      <w:rFonts w:cstheme="majorBidi"/>
+      <w:rFonts w:eastAsiaTheme="majorEastAsia" w:cstheme="majorBidi"/>
       <w:i/>
       <w:iCs/>
       <w:color w:val="272727" w:themeColor="text1" w:themeTint="D8"/>
@@ -3207,9 +4323,18 @@
     <w:semiHidden/>
     <w:rsid w:val="00A10FD9"/>
     <w:rPr>
-      <w:rFonts w:cstheme="majorBidi"/>
+      <w:rFonts w:eastAsiaTheme="majorEastAsia" w:cstheme="majorBidi"/>
       <w:color w:val="272727" w:themeColor="text1" w:themeTint="D8"/>
     </w:rPr>
+  </w:style>
+  <w:style w:type="paragraph" w:customStyle="1" w:styleId="ListItem">
+    <w:name w:val="List Item"/>
+    <w:basedOn w:val="BodyText"/>
+    <w:qFormat/>
+    <w:pPr>
+      <w:spacing w:before="0" w:after="0" w:line="480" w:lineRule="exact"/>
+      <w:ind w:left="720" w:hanging="720"/>
+    </w:pPr>
   </w:style>
   <w:style w:type="paragraph" w:styleId="BlockText">
     <w:name w:val="Block Text"/>
@@ -3219,9 +4344,25 @@
     <w:unhideWhenUsed/>
     <w:qFormat/>
     <w:pPr>
-      <w:spacing w:before="100" w:after="100"/>
-      <w:ind w:firstLine="0" w:left="480" w:right="480"/>
+      <w:spacing w:before="280" w:after="280" w:line="276" w:lineRule="exact"/>
+      <w:ind w:firstLine="0" w:left="720" w:right="720"/>
     </w:pPr>
+  </w:style>
+  <w:style w:type="paragraph" w:styleId="FootnoteText">
+    <w:name w:val="Footnote Text"/>
+    <w:basedOn w:val="Normal"/>
+    <w:next w:val="FootnoteText"/>
+    <w:uiPriority w:val="9"/>
+    <w:unhideWhenUsed/>
+    <w:qFormat/>
+    <w:pPr>
+      <w:widowControl/>
+      <w:spacing w:before="0" w:after="120" w:line="253" w:lineRule="exact"/>
+    </w:pPr>
+    <w:rPr>
+      <w:sz w:val="22"/>
+      <w:szCs w:val="22"/>
+    </w:rPr>
   </w:style>
   <w:style w:type="paragraph" w:styleId="FootnoteBlockText">
     <w:name w:val="Footnote Block Text"/>
@@ -3231,8 +4372,8 @@
     <w:unhideWhenUsed/>
     <w:qFormat/>
     <w:pPr>
-      <w:spacing w:before="100" w:after="100"/>
-      <w:ind w:firstLine="0" w:left="480" w:right="480"/>
+      <w:spacing w:before="280" w:after="280"/>
+      <w:ind w:firstLine="0" w:left="720" w:right="720"/>
     </w:pPr>
   </w:style>
   <w:style w:type="character" w:default="1" w:styleId="DefaultParagraphFont">
@@ -3340,7 +4481,7 @@
     <w:name w:val="Hyperlink"/>
     <w:basedOn w:val="BodyTextChar"/>
     <w:rPr>
-      <w:color w:val="4F81BD" w:themeColor="accent1"/>
+      <w:color w:val="000000"/>
     </w:rPr>
   </w:style>
   <w:style w:type="paragraph" w:styleId="TOCHeading">
@@ -3355,234 +4496,19 @@
       <w:outlineLvl w:val="9"/>
     </w:pPr>
     <w:rPr>
-      <w:rFonts w:cstheme="majorBidi"/>
+      <w:rFonts w:asciiTheme="majorHAnsi" w:eastAsiaTheme="majorEastAsia" w:hAnsiTheme="majorHAnsi" w:cstheme="majorBidi"/>
       <w:b w:val="0"/>
       <w:bCs w:val="0"/>
       <w:color w:val="365F91" w:themeColor="accent1" w:themeShade="BF"/>
     </w:rPr>
   </w:style>
-  <w:style w:type="paragraph" w:default="1" w:styleId="Normal">
-    <w:name w:val="Normal"/>
+  <w:style w:type="paragraph" w:customStyle="1" w:styleId="BodyTextNote">
+    <w:name w:val="Body Text Note"/>
+    <w:basedOn w:val="BodyText"/>
     <w:qFormat/>
     <w:pPr>
-      <w:widowControl/>
-      <w:spacing w:before="0" w:after="0" w:line="480" w:lineRule="exact"/>
-      <w:ind w:firstLine="0"/>
+      <w:widowControl w:val="0"/>
     </w:pPr>
-    <w:rPr>
-      <w:sz w:val="24"/>
-      <w:szCs w:val="24"/>
-    </w:rPr>
-  </w:style>
-  <w:style w:type="paragraph" w:styleId="BodyText">
-    <w:name w:val="Body Text"/>
-    <w:basedOn w:val="Normal"/>
-    <w:qFormat/>
-    <w:pPr>
-      <w:spacing w:before="0" w:after="0" w:line="480" w:lineRule="exact"/>
-      <w:ind w:firstLine="720"/>
-    </w:pPr>
-  </w:style>
-  <w:style w:type="paragraph" w:styleId="FirstParagraph">
-    <w:name w:val="First Paragraph"/>
-    <w:basedOn w:val="BodyText"/>
-    <w:next w:val="BodyText"/>
-    <w:qFormat/>
-  </w:style>
-  <w:style w:type="paragraph" w:styleId="Compact">
-    <w:name w:val="Compact"/>
-    <w:basedOn w:val="Normal"/>
-    <w:qFormat/>
-  </w:style>
-  <w:style w:type="paragraph" w:styleId="Heading1">
-    <w:name w:val="heading 1"/>
-    <w:basedOn w:val="Normal"/>
-    <w:next w:val="BodyText"/>
-    <w:uiPriority w:val="9"/>
-    <w:qFormat/>
-    <w:pPr>
-      <w:keepNext/>
-      <w:keepLines/>
-      <w:spacing w:before="0" w:after="0" w:line="480" w:lineRule="exact"/>
-      <w:ind w:firstLine="0"/>
-      <w:jc w:val="center"/>
-      <w:outlineLvl w:val="0"/>
-    </w:pPr>
-    <w:rPr>
-      <w:b/>
-      <w:bCs/>
-      <w:u w:val="single"/>
-    </w:rPr>
-  </w:style>
-  <w:style w:type="paragraph" w:styleId="Heading2">
-    <w:name w:val="heading 2"/>
-    <w:basedOn w:val="Normal"/>
-    <w:next w:val="BodyText"/>
-    <w:uiPriority w:val="9"/>
-    <w:unhideWhenUsed/>
-    <w:qFormat/>
-    <w:pPr>
-      <w:keepNext/>
-      <w:keepLines/>
-      <w:tabs>
-        <w:tab w:val="left" w:pos="720"/>
-      </w:tabs>
-      <w:spacing w:before="0" w:after="0" w:line="480" w:lineRule="exact"/>
-      <w:ind w:left="720" w:hanging="720"/>
-      <w:jc w:val="left"/>
-      <w:outlineLvl w:val="1"/>
-    </w:pPr>
-    <w:rPr>
-      <w:b/>
-      <w:bCs/>
-    </w:rPr>
-  </w:style>
-  <w:style w:type="paragraph" w:styleId="Heading3">
-    <w:name w:val="heading 3"/>
-    <w:basedOn w:val="Normal"/>
-    <w:next w:val="BodyText"/>
-    <w:uiPriority w:val="9"/>
-    <w:unhideWhenUsed/>
-    <w:qFormat/>
-    <w:pPr>
-      <w:keepNext/>
-      <w:keepLines/>
-      <w:tabs>
-        <w:tab w:val="left" w:pos="1440"/>
-      </w:tabs>
-      <w:spacing w:before="0" w:after="0" w:line="480" w:lineRule="exact"/>
-      <w:ind w:left="1440" w:hanging="720"/>
-      <w:jc w:val="left"/>
-      <w:outlineLvl w:val="2"/>
-    </w:pPr>
-    <w:rPr>
-      <w:b/>
-      <w:bCs/>
-    </w:rPr>
-  </w:style>
-  <w:style w:type="paragraph" w:styleId="Heading4">
-    <w:name w:val="heading 4"/>
-    <w:basedOn w:val="Normal"/>
-    <w:next w:val="BodyText"/>
-    <w:uiPriority w:val="9"/>
-    <w:unhideWhenUsed/>
-    <w:qFormat/>
-    <w:pPr>
-      <w:keepNext/>
-      <w:keepLines/>
-      <w:tabs>
-        <w:tab w:val="left" w:pos="2160"/>
-      </w:tabs>
-      <w:spacing w:before="0" w:after="0" w:line="480" w:lineRule="exact"/>
-      <w:ind w:left="2160" w:hanging="720"/>
-      <w:jc w:val="left"/>
-      <w:outlineLvl w:val="3"/>
-    </w:pPr>
-    <w:rPr>
-      <w:i/>
-      <w:iCs/>
-    </w:rPr>
-  </w:style>
-  <w:style w:type="paragraph" w:customStyle="1" w:styleId="CourtTitle">
-    <w:name w:val="Court Title"/>
-    <w:basedOn w:val="Normal"/>
-    <w:qFormat/>
-    <w:pPr>
-      <w:keepNext/>
-      <w:spacing w:before="0" w:after="0" w:line="480" w:lineRule="exact"/>
-      <w:ind w:firstLine="0"/>
-      <w:jc w:val="center"/>
-    </w:pPr>
-  </w:style>
-  <w:style w:type="paragraph" w:customStyle="1" w:styleId="DocTitle">
-    <w:name w:val="Document Title"/>
-    <w:basedOn w:val="Normal"/>
-    <w:qFormat/>
-    <w:pPr>
-      <w:keepNext/>
-      <w:keepLines/>
-      <w:spacing w:before="480" w:after="480" w:line="480" w:lineRule="exact"/>
-      <w:ind w:firstLine="0"/>
-      <w:jc w:val="center"/>
-    </w:pPr>
-    <w:rPr>
-      <w:b/>
-      <w:bCs/>
-    </w:rPr>
-  </w:style>
-  <w:style w:type="paragraph" w:customStyle="1" w:styleId="CaptionLine">
-    <w:name w:val="Caption Line"/>
-    <w:basedOn w:val="Normal"/>
-    <w:qFormat/>
-    <w:pPr>
-      <w:spacing w:before="0" w:after="0" w:line="276" w:lineRule="exact"/>
-      <w:ind w:firstLine="0"/>
-    </w:pPr>
-  </w:style>
-  <w:style w:type="paragraph" w:customStyle="1" w:styleId="Single">
-    <w:name w:val="Single"/>
-    <w:basedOn w:val="Normal"/>
-    <w:qFormat/>
-    <w:pPr>
-      <w:spacing w:before="0" w:after="0" w:line="240" w:lineRule="auto"/>
-      <w:ind w:firstLine="0"/>
-    </w:pPr>
-  </w:style>
-  <w:style w:type="paragraph" w:customStyle="1" w:styleId="Served">
-    <w:name w:val="Served Counsel"/>
-    <w:basedOn w:val="Single"/>
-    <w:qFormat/>
-    <w:pPr>
-      <w:spacing w:before="0" w:after="120" w:line="240" w:lineRule="auto"/>
-      <w:ind w:left="720" w:firstLine="0"/>
-    </w:pPr>
-  </w:style>
-  <w:style w:type="paragraph" w:customStyle="1" w:styleId="SigDate">
-    <w:name w:val="Signature Date"/>
-    <w:basedOn w:val="Normal"/>
-    <w:qFormat/>
-    <w:pPr>
-      <w:keepNext/>
-      <w:keepLines/>
-      <w:spacing w:before="480" w:after="0" w:line="480" w:lineRule="exact"/>
-      <w:ind w:firstLine="0"/>
-    </w:pPr>
-  </w:style>
-  <w:style w:type="paragraph" w:customStyle="1" w:styleId="SigParty">
-    <w:name w:val="Signature Party"/>
-    <w:basedOn w:val="Normal"/>
-    <w:qFormat/>
-    <w:pPr>
-      <w:keepNext/>
-      <w:keepLines/>
-      <w:spacing w:before="480" w:after="0" w:line="480" w:lineRule="exact"/>
-      <w:ind w:left="4680" w:firstLine="0"/>
-    </w:pPr>
-  </w:style>
-  <w:style w:type="paragraph" w:customStyle="1" w:styleId="SigLine">
-    <w:name w:val="Signature Line"/>
-    <w:basedOn w:val="Single"/>
-    <w:qFormat/>
-    <w:pPr>
-      <w:keepNext/>
-      <w:keepLines/>
-      <w:spacing w:before="0" w:after="0" w:line="240" w:lineRule="auto"/>
-      <w:ind w:left="4680" w:firstLine="0"/>
-    </w:pPr>
-  </w:style>
-  <w:style w:type="paragraph" w:styleId="FootnoteText">
-    <w:name w:val="footnote text"/>
-    <w:basedOn w:val="Normal"/>
-    <w:uiPriority w:val="99"/>
-    <w:unhideWhenUsed/>
-    <w:pPr>
-      <w:spacing w:before="0" w:after="120" w:line="240" w:lineRule="auto"/>
-      <w:ind w:firstLine="0"/>
-    </w:pPr>
-    <w:rPr>
-      <w:sz w:val="22"/>
-      <w:szCs w:val="22"/>
-    </w:rPr>
   </w:style>
   <w:style w:type="paragraph" w:customStyle="1" w:styleId="SourceCode">
     <w:name w:val="Source Code"/>
